--- a/sem4/ts/sprawozdanie.docx
+++ b/sem4/ts/sprawozdanie.docx
@@ -31,7 +31,6 @@
       <w:r>
         <w:t xml:space="preserve">, </w:t>
       </w:r>
-      <w:proofErr w:type="spellStart"/>
       <w:r>
         <w:rPr>
           <w:b/>
@@ -39,11 +38,9 @@
         </w:rPr>
         <w:t>traceroute</w:t>
       </w:r>
-      <w:proofErr w:type="spellEnd"/>
       <w:r>
         <w:t xml:space="preserve"> oraz </w:t>
       </w:r>
-      <w:proofErr w:type="spellStart"/>
       <w:r>
         <w:rPr>
           <w:b/>
@@ -51,7 +48,6 @@
         </w:rPr>
         <w:t>Wireshark</w:t>
       </w:r>
-      <w:proofErr w:type="spellEnd"/>
       <w:r>
         <w:t>. Badania obejmowały:</w:t>
       </w:r>
@@ -108,38 +104,13 @@
         </w:numPr>
       </w:pPr>
       <w:r>
-        <w:t xml:space="preserve">próbę wyszukiwania najdłuższych tras (tzw. "średnicy" </w:t>
-      </w:r>
-      <w:proofErr w:type="spellStart"/>
-      <w:r>
-        <w:t>internetu</w:t>
-      </w:r>
-      <w:proofErr w:type="spellEnd"/>
-      <w:r>
-        <w:t xml:space="preserve">) oraz tras przebiegających przez sieci wirtualne (np. platformy </w:t>
-      </w:r>
-      <w:proofErr w:type="spellStart"/>
-      <w:r>
-        <w:t>cloud</w:t>
-      </w:r>
-      <w:proofErr w:type="spellEnd"/>
-      <w:r>
-        <w:t xml:space="preserve"> </w:t>
-      </w:r>
-      <w:proofErr w:type="spellStart"/>
-      <w:r>
-        <w:t>computing</w:t>
-      </w:r>
-      <w:proofErr w:type="spellEnd"/>
-      <w:r>
-        <w:t>).</w:t>
+        <w:t>próbę wyszukiwania najdłuższych tras (tzw. "średnicy" internetu) oraz tras przebiegających przez sieci wirtualne (np. platformy cloud computing).</w:t>
       </w:r>
     </w:p>
     <w:p>
       <w:r>
         <w:t xml:space="preserve">Dodatkowo, przedstawiono interpretację wyników uzyskanych przy pomocy </w:t>
       </w:r>
-      <w:proofErr w:type="spellStart"/>
       <w:r>
         <w:rPr>
           <w:b/>
@@ -147,11 +118,9 @@
         </w:rPr>
         <w:t>traceroute</w:t>
       </w:r>
-      <w:proofErr w:type="spellEnd"/>
       <w:r>
         <w:t xml:space="preserve"> (opis dla systemów Windows i Linux) oraz omówiono możliwości analizy ruchu sieciowego przy użyciu narzędzia </w:t>
       </w:r>
-      <w:proofErr w:type="spellStart"/>
       <w:r>
         <w:rPr>
           <w:b/>
@@ -159,7 +128,6 @@
         </w:rPr>
         <w:t>Wireshark</w:t>
       </w:r>
-      <w:proofErr w:type="spellEnd"/>
       <w:r>
         <w:t>.</w:t>
       </w:r>
@@ -210,15 +178,7 @@
         </w:numPr>
       </w:pPr>
       <w:r>
-        <w:t>Połączenie bezprzewodowe (</w:t>
-      </w:r>
-      <w:proofErr w:type="spellStart"/>
-      <w:r>
-        <w:t>WiFi</w:t>
-      </w:r>
-      <w:proofErr w:type="spellEnd"/>
-      <w:r>
-        <w:t>) na systemach Windows oraz Linux.</w:t>
+        <w:t>Połączenie bezprzewodowe (WiFi) na systemach Windows oraz Linux.</w:t>
       </w:r>
     </w:p>
     <w:p>
@@ -244,18 +204,10 @@
         <w:t>ping</w:t>
       </w:r>
       <w:r>
-        <w:t xml:space="preserve"> – sprawdzając liczbę przeskoków (TTL/skoki) oraz czasy odpowiedzi (w ms) dla zestawu serwerów rozmieszczonych geograficznie w różnych regionach świata. Dodatkowo, zmieniano rozmiar pakietu (od 1 bajta do rozmiaru granicznego) oraz </w:t>
-      </w:r>
-      <w:proofErr w:type="spellStart"/>
-      <w:r>
-        <w:t>analizowano</w:t>
-      </w:r>
-      <w:r>
-        <w:t>jak</w:t>
-      </w:r>
-      <w:proofErr w:type="spellEnd"/>
-      <w:r>
-        <w:t xml:space="preserve"> na czas odpowiedzi wpływa fragmentacja</w:t>
+        <w:t xml:space="preserve"> – sprawdzając liczbę przeskoków (TTL/skoki) oraz czasy odpowiedzi (w ms) dla zestawu serwerów rozmieszczonych geograficznie w różnych regionach świata. Dodatkowo, zmieniano rozmiar pakietu (od 1 bajta do rozmiaru granicznego) oraz analizowano</w:t>
+      </w:r>
+      <w:r>
+        <w:t>jak na czas odpowiedzi wpływa fragmentacja</w:t>
       </w:r>
       <w:r>
         <w:t xml:space="preserve"> pakietu</w:t>
@@ -418,7 +370,6 @@
               </w:rPr>
               <w:br/>
             </w:r>
-            <w:proofErr w:type="spellStart"/>
             <w:r>
               <w:rPr>
                 <w:b/>
@@ -446,7 +397,6 @@
               </w:rPr>
               <w:t>fi</w:t>
             </w:r>
-            <w:proofErr w:type="spellEnd"/>
           </w:p>
         </w:tc>
         <w:tc>
@@ -472,65 +422,54 @@
                 <w:sz w:val="20"/>
                 <w:szCs w:val="20"/>
               </w:rPr>
-              <w:t xml:space="preserve">Linux – </w:t>
-            </w:r>
-            <w:proofErr w:type="spellStart"/>
-            <w:r>
+              <w:t>Linux – wi-fi</w:t>
+            </w:r>
+          </w:p>
+        </w:tc>
+        <w:tc>
+          <w:tcPr>
+            <w:tcW w:w="1643" w:type="dxa"/>
+            <w:gridSpan w:val="2"/>
+            <w:vAlign w:val="center"/>
+          </w:tcPr>
+          <w:p>
+            <w:pPr>
+              <w:jc w:val="center"/>
               <w:rPr>
                 <w:b/>
                 <w:bCs/>
                 <w:sz w:val="20"/>
                 <w:szCs w:val="20"/>
               </w:rPr>
-              <w:t>wi-fi</w:t>
-            </w:r>
-            <w:proofErr w:type="spellEnd"/>
-          </w:p>
-        </w:tc>
-        <w:tc>
-          <w:tcPr>
-            <w:tcW w:w="1643" w:type="dxa"/>
-            <w:gridSpan w:val="2"/>
-            <w:vAlign w:val="center"/>
-          </w:tcPr>
-          <w:p>
-            <w:pPr>
-              <w:jc w:val="center"/>
+            </w:pPr>
+            <w:r>
               <w:rPr>
                 <w:b/>
                 <w:bCs/>
                 <w:sz w:val="20"/>
                 <w:szCs w:val="20"/>
               </w:rPr>
-            </w:pPr>
-            <w:r>
+              <w:t>Linux – VPN studencki</w:t>
+            </w:r>
+          </w:p>
+        </w:tc>
+      </w:tr>
+      <w:tr>
+        <w:tc>
+          <w:tcPr>
+            <w:tcW w:w="2788" w:type="dxa"/>
+            <w:vMerge/>
+            <w:vAlign w:val="center"/>
+          </w:tcPr>
+          <w:p>
+            <w:pPr>
+              <w:jc w:val="center"/>
               <w:rPr>
                 <w:b/>
                 <w:bCs/>
                 <w:sz w:val="20"/>
                 <w:szCs w:val="20"/>
               </w:rPr>
-              <w:t>Linux – VPN studencki</w:t>
-            </w:r>
-          </w:p>
-        </w:tc>
-      </w:tr>
-      <w:tr>
-        <w:tc>
-          <w:tcPr>
-            <w:tcW w:w="2788" w:type="dxa"/>
-            <w:vMerge/>
-            <w:vAlign w:val="center"/>
-          </w:tcPr>
-          <w:p>
-            <w:pPr>
-              <w:jc w:val="center"/>
-              <w:rPr>
-                <w:b/>
-                <w:bCs/>
-                <w:sz w:val="20"/>
-                <w:szCs w:val="20"/>
-              </w:rPr>
             </w:pPr>
           </w:p>
         </w:tc>
@@ -569,21 +508,12 @@
                 <w:szCs w:val="20"/>
               </w:rPr>
             </w:pPr>
-            <w:proofErr w:type="spellStart"/>
-            <w:r>
-              <w:rPr>
-                <w:sz w:val="20"/>
-                <w:szCs w:val="20"/>
-              </w:rPr>
-              <w:t>Opóź</w:t>
-            </w:r>
-            <w:proofErr w:type="spellEnd"/>
-            <w:r>
-              <w:rPr>
-                <w:sz w:val="20"/>
-                <w:szCs w:val="20"/>
-              </w:rPr>
-              <w:t>.</w:t>
+            <w:r>
+              <w:rPr>
+                <w:sz w:val="20"/>
+                <w:szCs w:val="20"/>
+              </w:rPr>
+              <w:t>Opóź.</w:t>
             </w:r>
           </w:p>
         </w:tc>
@@ -622,21 +552,12 @@
                 <w:szCs w:val="20"/>
               </w:rPr>
             </w:pPr>
-            <w:proofErr w:type="spellStart"/>
-            <w:r>
-              <w:rPr>
-                <w:sz w:val="20"/>
-                <w:szCs w:val="20"/>
-              </w:rPr>
-              <w:t>Opóź</w:t>
-            </w:r>
-            <w:proofErr w:type="spellEnd"/>
-            <w:r>
-              <w:rPr>
-                <w:sz w:val="20"/>
-                <w:szCs w:val="20"/>
-              </w:rPr>
-              <w:t>.</w:t>
+            <w:r>
+              <w:rPr>
+                <w:sz w:val="20"/>
+                <w:szCs w:val="20"/>
+              </w:rPr>
+              <w:t>Opóź.</w:t>
             </w:r>
           </w:p>
         </w:tc>
@@ -675,21 +596,12 @@
                 <w:szCs w:val="20"/>
               </w:rPr>
             </w:pPr>
-            <w:proofErr w:type="spellStart"/>
-            <w:r>
-              <w:rPr>
-                <w:sz w:val="20"/>
-                <w:szCs w:val="20"/>
-              </w:rPr>
-              <w:t>Opóź</w:t>
-            </w:r>
-            <w:proofErr w:type="spellEnd"/>
-            <w:r>
-              <w:rPr>
-                <w:sz w:val="20"/>
-                <w:szCs w:val="20"/>
-              </w:rPr>
-              <w:t>.</w:t>
+            <w:r>
+              <w:rPr>
+                <w:sz w:val="20"/>
+                <w:szCs w:val="20"/>
+              </w:rPr>
+              <w:t>Opóź.</w:t>
             </w:r>
           </w:p>
         </w:tc>
@@ -728,21 +640,12 @@
                 <w:szCs w:val="20"/>
               </w:rPr>
             </w:pPr>
-            <w:proofErr w:type="spellStart"/>
-            <w:r>
-              <w:rPr>
-                <w:sz w:val="20"/>
-                <w:szCs w:val="20"/>
-              </w:rPr>
-              <w:t>Opóź</w:t>
-            </w:r>
-            <w:proofErr w:type="spellEnd"/>
-            <w:r>
-              <w:rPr>
-                <w:sz w:val="20"/>
-                <w:szCs w:val="20"/>
-              </w:rPr>
-              <w:t>.</w:t>
+            <w:r>
+              <w:rPr>
+                <w:sz w:val="20"/>
+                <w:szCs w:val="20"/>
+              </w:rPr>
+              <w:t>Opóź.</w:t>
             </w:r>
           </w:p>
         </w:tc>
@@ -2649,23 +2552,13 @@
                 <w:lang w:val="de-DE"/>
               </w:rPr>
             </w:pPr>
-            <w:proofErr w:type="spellStart"/>
-            <w:r>
-              <w:rPr>
-                <w:sz w:val="20"/>
-                <w:szCs w:val="20"/>
-                <w:lang w:val="de-DE"/>
-              </w:rPr>
-              <w:t>Chiny</w:t>
-            </w:r>
-            <w:proofErr w:type="spellEnd"/>
-            <w:r>
-              <w:rPr>
-                <w:sz w:val="20"/>
-                <w:szCs w:val="20"/>
-                <w:lang w:val="de-DE"/>
-              </w:rPr>
-              <w:t xml:space="preserve"> – www.gov.cn</w:t>
+            <w:r>
+              <w:rPr>
+                <w:sz w:val="20"/>
+                <w:szCs w:val="20"/>
+                <w:lang w:val="de-DE"/>
+              </w:rPr>
+              <w:t>Chiny – www.gov.cn</w:t>
             </w:r>
           </w:p>
         </w:tc>
@@ -2876,23 +2769,13 @@
                 <w:lang w:val="de-DE"/>
               </w:rPr>
             </w:pPr>
-            <w:proofErr w:type="spellStart"/>
-            <w:r>
-              <w:rPr>
-                <w:sz w:val="20"/>
-                <w:szCs w:val="20"/>
-                <w:lang w:val="de-DE"/>
-              </w:rPr>
-              <w:t>Japonia</w:t>
-            </w:r>
-            <w:proofErr w:type="spellEnd"/>
-            <w:r>
-              <w:rPr>
-                <w:sz w:val="20"/>
-                <w:szCs w:val="20"/>
-                <w:lang w:val="de-DE"/>
-              </w:rPr>
-              <w:t xml:space="preserve"> – japan.go.jp</w:t>
+            <w:r>
+              <w:rPr>
+                <w:sz w:val="20"/>
+                <w:szCs w:val="20"/>
+                <w:lang w:val="de-DE"/>
+              </w:rPr>
+              <w:t>Japonia – japan.go.jp</w:t>
             </w:r>
           </w:p>
         </w:tc>
@@ -3328,35 +3211,22 @@
               <w:rPr>
                 <w:sz w:val="20"/>
                 <w:szCs w:val="20"/>
-              </w:rPr>
-            </w:pPr>
-            <w:r>
-              <w:rPr>
-                <w:sz w:val="20"/>
-                <w:szCs w:val="20"/>
-              </w:rPr>
-              <w:t xml:space="preserve">Wyspy </w:t>
-            </w:r>
-            <w:proofErr w:type="spellStart"/>
-            <w:r>
-              <w:rPr>
-                <w:sz w:val="20"/>
-                <w:szCs w:val="20"/>
-              </w:rPr>
-              <w:t>Chathama</w:t>
-            </w:r>
-            <w:proofErr w:type="spellEnd"/>
-            <w:r>
-              <w:rPr>
-                <w:sz w:val="20"/>
-                <w:szCs w:val="20"/>
-              </w:rPr>
-              <w:t xml:space="preserve"> - </w:t>
-            </w:r>
-            <w:r>
-              <w:rPr>
-                <w:sz w:val="20"/>
-                <w:szCs w:val="20"/>
+                <w:lang w:val="en-US"/>
+              </w:rPr>
+            </w:pPr>
+            <w:r>
+              <w:rPr>
+                <w:sz w:val="20"/>
+                <w:szCs w:val="20"/>
+                <w:lang w:val="en-US"/>
+              </w:rPr>
+              <w:t xml:space="preserve">Wyspy Chathama - </w:t>
+            </w:r>
+            <w:r>
+              <w:rPr>
+                <w:sz w:val="20"/>
+                <w:szCs w:val="20"/>
+                <w:lang w:val="en-US"/>
               </w:rPr>
               <w:t>chathamislands.co.nz</w:t>
             </w:r>
@@ -3569,23 +3439,13 @@
                 <w:lang w:val="de-DE"/>
               </w:rPr>
             </w:pPr>
-            <w:proofErr w:type="spellStart"/>
-            <w:r>
-              <w:rPr>
-                <w:sz w:val="20"/>
-                <w:szCs w:val="20"/>
-                <w:lang w:val="de-DE"/>
-              </w:rPr>
-              <w:t>Mikronezja</w:t>
-            </w:r>
-            <w:proofErr w:type="spellEnd"/>
-            <w:r>
-              <w:rPr>
-                <w:sz w:val="20"/>
-                <w:szCs w:val="20"/>
-                <w:lang w:val="de-DE"/>
-              </w:rPr>
-              <w:t xml:space="preserve"> – gov.fm</w:t>
+            <w:r>
+              <w:rPr>
+                <w:sz w:val="20"/>
+                <w:szCs w:val="20"/>
+                <w:lang w:val="de-DE"/>
+              </w:rPr>
+              <w:t>Mikronezja – gov.fm</w:t>
             </w:r>
           </w:p>
         </w:tc>
@@ -4440,20 +4300,20 @@
         <w:tblLook w:val="04A0" w:firstRow="1" w:lastRow="0" w:firstColumn="1" w:lastColumn="0" w:noHBand="0" w:noVBand="1"/>
       </w:tblPr>
       <w:tblGrid>
-        <w:gridCol w:w="1437"/>
-        <w:gridCol w:w="957"/>
-        <w:gridCol w:w="950"/>
-        <w:gridCol w:w="956"/>
-        <w:gridCol w:w="950"/>
-        <w:gridCol w:w="956"/>
-        <w:gridCol w:w="950"/>
-        <w:gridCol w:w="956"/>
-        <w:gridCol w:w="950"/>
+        <w:gridCol w:w="1613"/>
+        <w:gridCol w:w="936"/>
+        <w:gridCol w:w="927"/>
+        <w:gridCol w:w="935"/>
+        <w:gridCol w:w="927"/>
+        <w:gridCol w:w="935"/>
+        <w:gridCol w:w="927"/>
+        <w:gridCol w:w="935"/>
+        <w:gridCol w:w="927"/>
       </w:tblGrid>
       <w:tr>
         <w:tc>
           <w:tcPr>
-            <w:tcW w:w="1006" w:type="dxa"/>
+            <w:tcW w:w="1613" w:type="dxa"/>
             <w:vMerge w:val="restart"/>
             <w:vAlign w:val="center"/>
           </w:tcPr>
@@ -4480,7 +4340,7 @@
         </w:tc>
         <w:tc>
           <w:tcPr>
-            <w:tcW w:w="2014" w:type="dxa"/>
+            <w:tcW w:w="1863" w:type="dxa"/>
             <w:gridSpan w:val="2"/>
             <w:vAlign w:val="center"/>
           </w:tcPr>
@@ -4507,7 +4367,7 @@
         </w:tc>
         <w:tc>
           <w:tcPr>
-            <w:tcW w:w="2014" w:type="dxa"/>
+            <w:tcW w:w="1862" w:type="dxa"/>
             <w:gridSpan w:val="2"/>
             <w:vAlign w:val="center"/>
           </w:tcPr>
@@ -4528,72 +4388,269 @@
                 <w:sz w:val="20"/>
                 <w:szCs w:val="20"/>
               </w:rPr>
-              <w:t xml:space="preserve">Windows – </w:t>
-            </w:r>
-            <w:proofErr w:type="spellStart"/>
-            <w:r>
+              <w:t>Windows – wi-fi</w:t>
+            </w:r>
+          </w:p>
+        </w:tc>
+        <w:tc>
+          <w:tcPr>
+            <w:tcW w:w="1862" w:type="dxa"/>
+            <w:gridSpan w:val="2"/>
+            <w:vAlign w:val="center"/>
+          </w:tcPr>
+          <w:p>
+            <w:pPr>
+              <w:jc w:val="center"/>
               <w:rPr>
                 <w:b/>
                 <w:bCs/>
                 <w:sz w:val="20"/>
                 <w:szCs w:val="20"/>
               </w:rPr>
-              <w:t>wi-fi</w:t>
-            </w:r>
-            <w:proofErr w:type="spellEnd"/>
-          </w:p>
-        </w:tc>
-        <w:tc>
-          <w:tcPr>
-            <w:tcW w:w="2014" w:type="dxa"/>
-            <w:gridSpan w:val="2"/>
-            <w:vAlign w:val="center"/>
-          </w:tcPr>
-          <w:p>
-            <w:pPr>
-              <w:jc w:val="center"/>
+            </w:pPr>
+            <w:r>
               <w:rPr>
                 <w:b/>
                 <w:bCs/>
                 <w:sz w:val="20"/>
                 <w:szCs w:val="20"/>
               </w:rPr>
-            </w:pPr>
-            <w:r>
+              <w:t>Linux – wi-fi</w:t>
+            </w:r>
+          </w:p>
+        </w:tc>
+        <w:tc>
+          <w:tcPr>
+            <w:tcW w:w="1862" w:type="dxa"/>
+            <w:gridSpan w:val="2"/>
+            <w:vAlign w:val="center"/>
+          </w:tcPr>
+          <w:p>
+            <w:pPr>
+              <w:jc w:val="center"/>
               <w:rPr>
                 <w:b/>
                 <w:bCs/>
                 <w:sz w:val="20"/>
                 <w:szCs w:val="20"/>
               </w:rPr>
-              <w:t>Linux – wi-fi</w:t>
-            </w:r>
-          </w:p>
-        </w:tc>
-        <w:tc>
-          <w:tcPr>
-            <w:tcW w:w="2014" w:type="dxa"/>
-            <w:gridSpan w:val="2"/>
-            <w:vAlign w:val="center"/>
-          </w:tcPr>
-          <w:p>
-            <w:pPr>
-              <w:jc w:val="center"/>
+            </w:pPr>
+            <w:r>
               <w:rPr>
                 <w:b/>
                 <w:bCs/>
                 <w:sz w:val="20"/>
                 <w:szCs w:val="20"/>
               </w:rPr>
-            </w:pPr>
-            <w:r>
+              <w:t>Linux – VPN studencki</w:t>
+            </w:r>
+          </w:p>
+        </w:tc>
+      </w:tr>
+      <w:tr>
+        <w:tc>
+          <w:tcPr>
+            <w:tcW w:w="1613" w:type="dxa"/>
+            <w:vMerge/>
+            <w:vAlign w:val="center"/>
+          </w:tcPr>
+          <w:p>
+            <w:pPr>
+              <w:jc w:val="center"/>
               <w:rPr>
                 <w:b/>
                 <w:bCs/>
                 <w:sz w:val="20"/>
                 <w:szCs w:val="20"/>
               </w:rPr>
-              <w:t>Linux – VPN studencki</w:t>
+            </w:pPr>
+          </w:p>
+        </w:tc>
+        <w:tc>
+          <w:tcPr>
+            <w:tcW w:w="936" w:type="dxa"/>
+            <w:vAlign w:val="center"/>
+          </w:tcPr>
+          <w:p>
+            <w:pPr>
+              <w:jc w:val="center"/>
+              <w:rPr>
+                <w:sz w:val="20"/>
+                <w:szCs w:val="20"/>
+              </w:rPr>
+            </w:pPr>
+            <w:r>
+              <w:rPr>
+                <w:sz w:val="20"/>
+                <w:szCs w:val="20"/>
+              </w:rPr>
+              <w:t>Frag.</w:t>
+            </w:r>
+          </w:p>
+        </w:tc>
+        <w:tc>
+          <w:tcPr>
+            <w:tcW w:w="927" w:type="dxa"/>
+            <w:vAlign w:val="center"/>
+          </w:tcPr>
+          <w:p>
+            <w:pPr>
+              <w:jc w:val="center"/>
+              <w:rPr>
+                <w:sz w:val="20"/>
+                <w:szCs w:val="20"/>
+              </w:rPr>
+            </w:pPr>
+            <w:r>
+              <w:rPr>
+                <w:sz w:val="20"/>
+                <w:szCs w:val="20"/>
+              </w:rPr>
+              <w:t>Bez frag.</w:t>
+            </w:r>
+          </w:p>
+        </w:tc>
+        <w:tc>
+          <w:tcPr>
+            <w:tcW w:w="935" w:type="dxa"/>
+            <w:vAlign w:val="center"/>
+          </w:tcPr>
+          <w:p>
+            <w:pPr>
+              <w:jc w:val="center"/>
+              <w:rPr>
+                <w:b/>
+                <w:bCs/>
+                <w:sz w:val="20"/>
+                <w:szCs w:val="20"/>
+              </w:rPr>
+            </w:pPr>
+            <w:r>
+              <w:rPr>
+                <w:sz w:val="20"/>
+                <w:szCs w:val="20"/>
+              </w:rPr>
+              <w:t>Frag.</w:t>
+            </w:r>
+          </w:p>
+        </w:tc>
+        <w:tc>
+          <w:tcPr>
+            <w:tcW w:w="927" w:type="dxa"/>
+            <w:vAlign w:val="center"/>
+          </w:tcPr>
+          <w:p>
+            <w:pPr>
+              <w:jc w:val="center"/>
+              <w:rPr>
+                <w:b/>
+                <w:bCs/>
+                <w:sz w:val="20"/>
+                <w:szCs w:val="20"/>
+              </w:rPr>
+            </w:pPr>
+            <w:r>
+              <w:rPr>
+                <w:sz w:val="20"/>
+                <w:szCs w:val="20"/>
+              </w:rPr>
+              <w:t>Bez frag.</w:t>
+            </w:r>
+          </w:p>
+        </w:tc>
+        <w:tc>
+          <w:tcPr>
+            <w:tcW w:w="935" w:type="dxa"/>
+            <w:vAlign w:val="center"/>
+          </w:tcPr>
+          <w:p>
+            <w:pPr>
+              <w:jc w:val="center"/>
+              <w:rPr>
+                <w:b/>
+                <w:bCs/>
+                <w:sz w:val="20"/>
+                <w:szCs w:val="20"/>
+              </w:rPr>
+            </w:pPr>
+            <w:r>
+              <w:rPr>
+                <w:sz w:val="20"/>
+                <w:szCs w:val="20"/>
+              </w:rPr>
+              <w:t>Frag.</w:t>
+            </w:r>
+          </w:p>
+        </w:tc>
+        <w:tc>
+          <w:tcPr>
+            <w:tcW w:w="927" w:type="dxa"/>
+            <w:vAlign w:val="center"/>
+          </w:tcPr>
+          <w:p>
+            <w:pPr>
+              <w:jc w:val="center"/>
+              <w:rPr>
+                <w:b/>
+                <w:bCs/>
+                <w:sz w:val="20"/>
+                <w:szCs w:val="20"/>
+              </w:rPr>
+            </w:pPr>
+            <w:r>
+              <w:rPr>
+                <w:sz w:val="20"/>
+                <w:szCs w:val="20"/>
+              </w:rPr>
+              <w:t>Bez frag.</w:t>
+            </w:r>
+          </w:p>
+        </w:tc>
+        <w:tc>
+          <w:tcPr>
+            <w:tcW w:w="935" w:type="dxa"/>
+            <w:vAlign w:val="center"/>
+          </w:tcPr>
+          <w:p>
+            <w:pPr>
+              <w:jc w:val="center"/>
+              <w:rPr>
+                <w:b/>
+                <w:bCs/>
+                <w:sz w:val="20"/>
+                <w:szCs w:val="20"/>
+              </w:rPr>
+            </w:pPr>
+            <w:r>
+              <w:rPr>
+                <w:sz w:val="20"/>
+                <w:szCs w:val="20"/>
+              </w:rPr>
+              <w:t>Frag.</w:t>
+            </w:r>
+          </w:p>
+        </w:tc>
+        <w:tc>
+          <w:tcPr>
+            <w:tcW w:w="927" w:type="dxa"/>
+            <w:vAlign w:val="center"/>
+          </w:tcPr>
+          <w:p>
+            <w:pPr>
+              <w:jc w:val="center"/>
+              <w:rPr>
+                <w:b/>
+                <w:bCs/>
+                <w:sz w:val="20"/>
+                <w:szCs w:val="20"/>
+              </w:rPr>
+            </w:pPr>
+            <w:r>
+              <w:rPr>
+                <w:sz w:val="20"/>
+                <w:szCs w:val="20"/>
+              </w:rPr>
+              <w:t>Bez frag.</w:t>
             </w:r>
           </w:p>
         </w:tc>
@@ -4601,307 +4658,199 @@
       <w:tr>
         <w:tc>
           <w:tcPr>
-            <w:tcW w:w="1006" w:type="dxa"/>
-            <w:vMerge/>
-            <w:vAlign w:val="center"/>
-          </w:tcPr>
-          <w:p>
-            <w:pPr>
-              <w:jc w:val="center"/>
-              <w:rPr>
-                <w:b/>
-                <w:bCs/>
-                <w:sz w:val="20"/>
-                <w:szCs w:val="20"/>
-              </w:rPr>
-            </w:pPr>
-          </w:p>
-        </w:tc>
-        <w:tc>
-          <w:tcPr>
-            <w:tcW w:w="1007" w:type="dxa"/>
-            <w:vAlign w:val="center"/>
-          </w:tcPr>
-          <w:p>
-            <w:pPr>
-              <w:jc w:val="center"/>
-              <w:rPr>
-                <w:sz w:val="20"/>
-                <w:szCs w:val="20"/>
-              </w:rPr>
-            </w:pPr>
-            <w:proofErr w:type="spellStart"/>
-            <w:r>
-              <w:rPr>
-                <w:sz w:val="20"/>
-                <w:szCs w:val="20"/>
-              </w:rPr>
-              <w:t>Frag</w:t>
-            </w:r>
-            <w:proofErr w:type="spellEnd"/>
-            <w:r>
-              <w:rPr>
-                <w:sz w:val="20"/>
-                <w:szCs w:val="20"/>
-              </w:rPr>
-              <w:t>.</w:t>
-            </w:r>
-          </w:p>
-        </w:tc>
-        <w:tc>
-          <w:tcPr>
-            <w:tcW w:w="1007" w:type="dxa"/>
-            <w:vAlign w:val="center"/>
-          </w:tcPr>
-          <w:p>
-            <w:pPr>
-              <w:jc w:val="center"/>
-              <w:rPr>
-                <w:sz w:val="20"/>
-                <w:szCs w:val="20"/>
-              </w:rPr>
-            </w:pPr>
-            <w:r>
-              <w:rPr>
-                <w:sz w:val="20"/>
-                <w:szCs w:val="20"/>
-              </w:rPr>
-              <w:t xml:space="preserve">Bez </w:t>
-            </w:r>
-            <w:proofErr w:type="spellStart"/>
-            <w:r>
-              <w:rPr>
-                <w:sz w:val="20"/>
-                <w:szCs w:val="20"/>
-              </w:rPr>
-              <w:t>frag</w:t>
-            </w:r>
-            <w:proofErr w:type="spellEnd"/>
-            <w:r>
-              <w:rPr>
-                <w:sz w:val="20"/>
-                <w:szCs w:val="20"/>
-              </w:rPr>
-              <w:t>.</w:t>
-            </w:r>
-          </w:p>
-        </w:tc>
-        <w:tc>
-          <w:tcPr>
-            <w:tcW w:w="1007" w:type="dxa"/>
-            <w:vAlign w:val="center"/>
-          </w:tcPr>
-          <w:p>
-            <w:pPr>
-              <w:jc w:val="center"/>
-              <w:rPr>
-                <w:b/>
-                <w:bCs/>
-                <w:sz w:val="20"/>
-                <w:szCs w:val="20"/>
-              </w:rPr>
-            </w:pPr>
-            <w:proofErr w:type="spellStart"/>
-            <w:r>
-              <w:rPr>
-                <w:sz w:val="20"/>
-                <w:szCs w:val="20"/>
-              </w:rPr>
-              <w:t>Frag</w:t>
-            </w:r>
-            <w:proofErr w:type="spellEnd"/>
-            <w:r>
-              <w:rPr>
-                <w:sz w:val="20"/>
-                <w:szCs w:val="20"/>
-              </w:rPr>
-              <w:t>.</w:t>
-            </w:r>
-          </w:p>
-        </w:tc>
-        <w:tc>
-          <w:tcPr>
-            <w:tcW w:w="1007" w:type="dxa"/>
-            <w:vAlign w:val="center"/>
-          </w:tcPr>
-          <w:p>
-            <w:pPr>
-              <w:jc w:val="center"/>
-              <w:rPr>
-                <w:b/>
-                <w:bCs/>
-                <w:sz w:val="20"/>
-                <w:szCs w:val="20"/>
-              </w:rPr>
-            </w:pPr>
-            <w:r>
-              <w:rPr>
-                <w:sz w:val="20"/>
-                <w:szCs w:val="20"/>
-              </w:rPr>
-              <w:t xml:space="preserve">Bez </w:t>
-            </w:r>
-            <w:proofErr w:type="spellStart"/>
-            <w:r>
-              <w:rPr>
-                <w:sz w:val="20"/>
-                <w:szCs w:val="20"/>
-              </w:rPr>
-              <w:t>frag</w:t>
-            </w:r>
-            <w:proofErr w:type="spellEnd"/>
-            <w:r>
-              <w:rPr>
-                <w:sz w:val="20"/>
-                <w:szCs w:val="20"/>
-              </w:rPr>
-              <w:t>.</w:t>
-            </w:r>
-          </w:p>
-        </w:tc>
-        <w:tc>
-          <w:tcPr>
-            <w:tcW w:w="1007" w:type="dxa"/>
-            <w:vAlign w:val="center"/>
-          </w:tcPr>
-          <w:p>
-            <w:pPr>
-              <w:jc w:val="center"/>
-              <w:rPr>
-                <w:b/>
-                <w:bCs/>
-                <w:sz w:val="20"/>
-                <w:szCs w:val="20"/>
-              </w:rPr>
-            </w:pPr>
-            <w:proofErr w:type="spellStart"/>
-            <w:r>
-              <w:rPr>
-                <w:sz w:val="20"/>
-                <w:szCs w:val="20"/>
-              </w:rPr>
-              <w:t>Frag</w:t>
-            </w:r>
-            <w:proofErr w:type="spellEnd"/>
-            <w:r>
-              <w:rPr>
-                <w:sz w:val="20"/>
-                <w:szCs w:val="20"/>
-              </w:rPr>
-              <w:t>.</w:t>
-            </w:r>
-          </w:p>
-        </w:tc>
-        <w:tc>
-          <w:tcPr>
-            <w:tcW w:w="1007" w:type="dxa"/>
-            <w:vAlign w:val="center"/>
-          </w:tcPr>
-          <w:p>
-            <w:pPr>
-              <w:jc w:val="center"/>
-              <w:rPr>
-                <w:b/>
-                <w:bCs/>
-                <w:sz w:val="20"/>
-                <w:szCs w:val="20"/>
-              </w:rPr>
-            </w:pPr>
-            <w:r>
-              <w:rPr>
-                <w:sz w:val="20"/>
-                <w:szCs w:val="20"/>
-              </w:rPr>
-              <w:t xml:space="preserve">Bez </w:t>
-            </w:r>
-            <w:proofErr w:type="spellStart"/>
-            <w:r>
-              <w:rPr>
-                <w:sz w:val="20"/>
-                <w:szCs w:val="20"/>
-              </w:rPr>
-              <w:t>frag</w:t>
-            </w:r>
-            <w:proofErr w:type="spellEnd"/>
-            <w:r>
-              <w:rPr>
-                <w:sz w:val="20"/>
-                <w:szCs w:val="20"/>
-              </w:rPr>
-              <w:t>.</w:t>
-            </w:r>
-          </w:p>
-        </w:tc>
-        <w:tc>
-          <w:tcPr>
-            <w:tcW w:w="1007" w:type="dxa"/>
-            <w:vAlign w:val="center"/>
-          </w:tcPr>
-          <w:p>
-            <w:pPr>
-              <w:jc w:val="center"/>
-              <w:rPr>
-                <w:b/>
-                <w:bCs/>
-                <w:sz w:val="20"/>
-                <w:szCs w:val="20"/>
-              </w:rPr>
-            </w:pPr>
-            <w:proofErr w:type="spellStart"/>
-            <w:r>
-              <w:rPr>
-                <w:sz w:val="20"/>
-                <w:szCs w:val="20"/>
-              </w:rPr>
-              <w:t>Frag</w:t>
-            </w:r>
-            <w:proofErr w:type="spellEnd"/>
-            <w:r>
-              <w:rPr>
-                <w:sz w:val="20"/>
-                <w:szCs w:val="20"/>
-              </w:rPr>
-              <w:t>.</w:t>
-            </w:r>
-          </w:p>
-        </w:tc>
-        <w:tc>
-          <w:tcPr>
-            <w:tcW w:w="1007" w:type="dxa"/>
-            <w:vAlign w:val="center"/>
-          </w:tcPr>
-          <w:p>
-            <w:pPr>
-              <w:jc w:val="center"/>
-              <w:rPr>
-                <w:b/>
-                <w:bCs/>
-                <w:sz w:val="20"/>
-                <w:szCs w:val="20"/>
-              </w:rPr>
-            </w:pPr>
-            <w:r>
-              <w:rPr>
-                <w:sz w:val="20"/>
-                <w:szCs w:val="20"/>
-              </w:rPr>
-              <w:t xml:space="preserve">Bez </w:t>
-            </w:r>
-            <w:proofErr w:type="spellStart"/>
-            <w:r>
-              <w:rPr>
-                <w:sz w:val="20"/>
-                <w:szCs w:val="20"/>
-              </w:rPr>
-              <w:t>frag</w:t>
-            </w:r>
-            <w:proofErr w:type="spellEnd"/>
-            <w:r>
-              <w:rPr>
-                <w:sz w:val="20"/>
-                <w:szCs w:val="20"/>
-              </w:rPr>
-              <w:t>.</w:t>
+            <w:tcW w:w="1613" w:type="dxa"/>
+            <w:vAlign w:val="center"/>
+          </w:tcPr>
+          <w:p>
+            <w:pPr>
+              <w:jc w:val="center"/>
+              <w:rPr>
+                <w:sz w:val="20"/>
+                <w:szCs w:val="20"/>
+              </w:rPr>
+            </w:pPr>
+            <w:r>
+              <w:rPr>
+                <w:sz w:val="20"/>
+                <w:szCs w:val="20"/>
+              </w:rPr>
+              <w:t>1</w:t>
+            </w:r>
+          </w:p>
+        </w:tc>
+        <w:tc>
+          <w:tcPr>
+            <w:tcW w:w="936" w:type="dxa"/>
+            <w:vAlign w:val="center"/>
+          </w:tcPr>
+          <w:p>
+            <w:pPr>
+              <w:jc w:val="center"/>
+              <w:rPr>
+                <w:sz w:val="20"/>
+                <w:szCs w:val="20"/>
+              </w:rPr>
+            </w:pPr>
+            <w:r>
+              <w:rPr>
+                <w:sz w:val="20"/>
+                <w:szCs w:val="20"/>
+              </w:rPr>
+              <w:t>10</w:t>
+            </w:r>
+          </w:p>
+        </w:tc>
+        <w:tc>
+          <w:tcPr>
+            <w:tcW w:w="927" w:type="dxa"/>
+            <w:vAlign w:val="center"/>
+          </w:tcPr>
+          <w:p>
+            <w:pPr>
+              <w:jc w:val="center"/>
+              <w:rPr>
+                <w:sz w:val="20"/>
+                <w:szCs w:val="20"/>
+              </w:rPr>
+            </w:pPr>
+            <w:r>
+              <w:rPr>
+                <w:sz w:val="20"/>
+                <w:szCs w:val="20"/>
+              </w:rPr>
+              <w:t>10</w:t>
+            </w:r>
+          </w:p>
+        </w:tc>
+        <w:tc>
+          <w:tcPr>
+            <w:tcW w:w="935" w:type="dxa"/>
+            <w:vAlign w:val="center"/>
+          </w:tcPr>
+          <w:p>
+            <w:pPr>
+              <w:jc w:val="center"/>
+              <w:rPr>
+                <w:sz w:val="20"/>
+                <w:szCs w:val="20"/>
+              </w:rPr>
+            </w:pPr>
+            <w:r>
+              <w:rPr>
+                <w:sz w:val="20"/>
+                <w:szCs w:val="20"/>
+              </w:rPr>
+              <w:t>11</w:t>
+            </w:r>
+          </w:p>
+        </w:tc>
+        <w:tc>
+          <w:tcPr>
+            <w:tcW w:w="927" w:type="dxa"/>
+            <w:vAlign w:val="center"/>
+          </w:tcPr>
+          <w:p>
+            <w:pPr>
+              <w:jc w:val="center"/>
+              <w:rPr>
+                <w:sz w:val="20"/>
+                <w:szCs w:val="20"/>
+              </w:rPr>
+            </w:pPr>
+            <w:r>
+              <w:rPr>
+                <w:sz w:val="20"/>
+                <w:szCs w:val="20"/>
+              </w:rPr>
+              <w:t>11</w:t>
+            </w:r>
+          </w:p>
+        </w:tc>
+        <w:tc>
+          <w:tcPr>
+            <w:tcW w:w="935" w:type="dxa"/>
+            <w:vAlign w:val="center"/>
+          </w:tcPr>
+          <w:p>
+            <w:pPr>
+              <w:jc w:val="center"/>
+              <w:rPr>
+                <w:sz w:val="20"/>
+                <w:szCs w:val="20"/>
+              </w:rPr>
+            </w:pPr>
+            <w:r>
+              <w:rPr>
+                <w:sz w:val="20"/>
+                <w:szCs w:val="20"/>
+              </w:rPr>
+              <w:t>0</w:t>
+            </w:r>
+          </w:p>
+        </w:tc>
+        <w:tc>
+          <w:tcPr>
+            <w:tcW w:w="927" w:type="dxa"/>
+            <w:vAlign w:val="center"/>
+          </w:tcPr>
+          <w:p>
+            <w:pPr>
+              <w:jc w:val="center"/>
+              <w:rPr>
+                <w:sz w:val="20"/>
+                <w:szCs w:val="20"/>
+              </w:rPr>
+            </w:pPr>
+            <w:r>
+              <w:rPr>
+                <w:sz w:val="20"/>
+                <w:szCs w:val="20"/>
+              </w:rPr>
+              <w:t>0</w:t>
+            </w:r>
+          </w:p>
+        </w:tc>
+        <w:tc>
+          <w:tcPr>
+            <w:tcW w:w="935" w:type="dxa"/>
+            <w:vAlign w:val="center"/>
+          </w:tcPr>
+          <w:p>
+            <w:pPr>
+              <w:jc w:val="center"/>
+              <w:rPr>
+                <w:sz w:val="20"/>
+                <w:szCs w:val="20"/>
+              </w:rPr>
+            </w:pPr>
+            <w:r>
+              <w:rPr>
+                <w:sz w:val="20"/>
+                <w:szCs w:val="20"/>
+              </w:rPr>
+              <w:t>0</w:t>
+            </w:r>
+          </w:p>
+        </w:tc>
+        <w:tc>
+          <w:tcPr>
+            <w:tcW w:w="927" w:type="dxa"/>
+            <w:vAlign w:val="center"/>
+          </w:tcPr>
+          <w:p>
+            <w:pPr>
+              <w:jc w:val="center"/>
+              <w:rPr>
+                <w:sz w:val="20"/>
+                <w:szCs w:val="20"/>
+              </w:rPr>
+            </w:pPr>
+            <w:r>
+              <w:rPr>
+                <w:sz w:val="20"/>
+                <w:szCs w:val="20"/>
+              </w:rPr>
+              <w:t>0</w:t>
             </w:r>
           </w:p>
         </w:tc>
@@ -4909,29 +4858,51 @@
       <w:tr>
         <w:tc>
           <w:tcPr>
-            <w:tcW w:w="1006" w:type="dxa"/>
-            <w:vAlign w:val="center"/>
-          </w:tcPr>
-          <w:p>
-            <w:pPr>
-              <w:jc w:val="center"/>
-              <w:rPr>
-                <w:sz w:val="20"/>
-                <w:szCs w:val="20"/>
-              </w:rPr>
-            </w:pPr>
-            <w:r>
-              <w:rPr>
-                <w:sz w:val="20"/>
-                <w:szCs w:val="20"/>
-              </w:rPr>
-              <w:t>1</w:t>
-            </w:r>
-          </w:p>
-        </w:tc>
-        <w:tc>
-          <w:tcPr>
-            <w:tcW w:w="1007" w:type="dxa"/>
+            <w:tcW w:w="1613" w:type="dxa"/>
+            <w:vAlign w:val="center"/>
+          </w:tcPr>
+          <w:p>
+            <w:pPr>
+              <w:jc w:val="center"/>
+              <w:rPr>
+                <w:sz w:val="20"/>
+                <w:szCs w:val="20"/>
+              </w:rPr>
+            </w:pPr>
+            <w:r>
+              <w:rPr>
+                <w:sz w:val="20"/>
+                <w:szCs w:val="20"/>
+              </w:rPr>
+              <w:t>32</w:t>
+            </w:r>
+          </w:p>
+        </w:tc>
+        <w:tc>
+          <w:tcPr>
+            <w:tcW w:w="936" w:type="dxa"/>
+            <w:vAlign w:val="center"/>
+          </w:tcPr>
+          <w:p>
+            <w:pPr>
+              <w:jc w:val="center"/>
+              <w:rPr>
+                <w:sz w:val="20"/>
+                <w:szCs w:val="20"/>
+              </w:rPr>
+            </w:pPr>
+            <w:r>
+              <w:rPr>
+                <w:sz w:val="20"/>
+                <w:szCs w:val="20"/>
+              </w:rPr>
+              <w:t>9</w:t>
+            </w:r>
+          </w:p>
+        </w:tc>
+        <w:tc>
+          <w:tcPr>
+            <w:tcW w:w="927" w:type="dxa"/>
             <w:vAlign w:val="center"/>
           </w:tcPr>
           <w:p>
@@ -4953,7 +4924,7 @@
         </w:tc>
         <w:tc>
           <w:tcPr>
-            <w:tcW w:w="1007" w:type="dxa"/>
+            <w:tcW w:w="935" w:type="dxa"/>
             <w:vAlign w:val="center"/>
           </w:tcPr>
           <w:p>
@@ -4975,133 +4946,111 @@
         </w:tc>
         <w:tc>
           <w:tcPr>
-            <w:tcW w:w="1007" w:type="dxa"/>
-            <w:vAlign w:val="center"/>
-          </w:tcPr>
-          <w:p>
-            <w:pPr>
-              <w:jc w:val="center"/>
-              <w:rPr>
-                <w:sz w:val="20"/>
-                <w:szCs w:val="20"/>
-              </w:rPr>
-            </w:pPr>
-            <w:r>
-              <w:rPr>
-                <w:sz w:val="20"/>
-                <w:szCs w:val="20"/>
-              </w:rPr>
-              <w:t>11</w:t>
-            </w:r>
-          </w:p>
-        </w:tc>
-        <w:tc>
-          <w:tcPr>
-            <w:tcW w:w="1007" w:type="dxa"/>
-            <w:vAlign w:val="center"/>
-          </w:tcPr>
-          <w:p>
-            <w:pPr>
-              <w:jc w:val="center"/>
-              <w:rPr>
-                <w:sz w:val="20"/>
-                <w:szCs w:val="20"/>
-              </w:rPr>
-            </w:pPr>
-            <w:r>
-              <w:rPr>
-                <w:sz w:val="20"/>
-                <w:szCs w:val="20"/>
-              </w:rPr>
-              <w:t>11</w:t>
-            </w:r>
-          </w:p>
-        </w:tc>
-        <w:tc>
-          <w:tcPr>
-            <w:tcW w:w="1007" w:type="dxa"/>
-            <w:vAlign w:val="center"/>
-          </w:tcPr>
-          <w:p>
-            <w:pPr>
-              <w:jc w:val="center"/>
-              <w:rPr>
-                <w:sz w:val="20"/>
-                <w:szCs w:val="20"/>
-              </w:rPr>
-            </w:pPr>
-            <w:r>
-              <w:rPr>
-                <w:sz w:val="20"/>
-                <w:szCs w:val="20"/>
-              </w:rPr>
-              <w:t>0</w:t>
-            </w:r>
-          </w:p>
-        </w:tc>
-        <w:tc>
-          <w:tcPr>
-            <w:tcW w:w="1007" w:type="dxa"/>
-            <w:vAlign w:val="center"/>
-          </w:tcPr>
-          <w:p>
-            <w:pPr>
-              <w:jc w:val="center"/>
-              <w:rPr>
-                <w:sz w:val="20"/>
-                <w:szCs w:val="20"/>
-              </w:rPr>
-            </w:pPr>
-            <w:r>
-              <w:rPr>
-                <w:sz w:val="20"/>
-                <w:szCs w:val="20"/>
-              </w:rPr>
-              <w:t>0</w:t>
-            </w:r>
-          </w:p>
-        </w:tc>
-        <w:tc>
-          <w:tcPr>
-            <w:tcW w:w="1007" w:type="dxa"/>
-            <w:vAlign w:val="center"/>
-          </w:tcPr>
-          <w:p>
-            <w:pPr>
-              <w:jc w:val="center"/>
-              <w:rPr>
-                <w:sz w:val="20"/>
-                <w:szCs w:val="20"/>
-              </w:rPr>
-            </w:pPr>
-            <w:r>
-              <w:rPr>
-                <w:sz w:val="20"/>
-                <w:szCs w:val="20"/>
-              </w:rPr>
-              <w:t>0</w:t>
-            </w:r>
-          </w:p>
-        </w:tc>
-        <w:tc>
-          <w:tcPr>
-            <w:tcW w:w="1007" w:type="dxa"/>
-            <w:vAlign w:val="center"/>
-          </w:tcPr>
-          <w:p>
-            <w:pPr>
-              <w:jc w:val="center"/>
-              <w:rPr>
-                <w:sz w:val="20"/>
-                <w:szCs w:val="20"/>
-              </w:rPr>
-            </w:pPr>
-            <w:r>
-              <w:rPr>
-                <w:sz w:val="20"/>
-                <w:szCs w:val="20"/>
-              </w:rPr>
-              <w:t>0</w:t>
+            <w:tcW w:w="927" w:type="dxa"/>
+            <w:vAlign w:val="center"/>
+          </w:tcPr>
+          <w:p>
+            <w:pPr>
+              <w:jc w:val="center"/>
+              <w:rPr>
+                <w:sz w:val="20"/>
+                <w:szCs w:val="20"/>
+              </w:rPr>
+            </w:pPr>
+            <w:r>
+              <w:rPr>
+                <w:sz w:val="20"/>
+                <w:szCs w:val="20"/>
+              </w:rPr>
+              <w:t>10</w:t>
+            </w:r>
+          </w:p>
+        </w:tc>
+        <w:tc>
+          <w:tcPr>
+            <w:tcW w:w="935" w:type="dxa"/>
+            <w:vAlign w:val="center"/>
+          </w:tcPr>
+          <w:p>
+            <w:pPr>
+              <w:jc w:val="center"/>
+              <w:rPr>
+                <w:sz w:val="20"/>
+                <w:szCs w:val="20"/>
+              </w:rPr>
+            </w:pPr>
+            <w:r>
+              <w:rPr>
+                <w:sz w:val="20"/>
+                <w:szCs w:val="20"/>
+              </w:rPr>
+              <w:t>14</w:t>
+            </w:r>
+          </w:p>
+        </w:tc>
+        <w:tc>
+          <w:tcPr>
+            <w:tcW w:w="927" w:type="dxa"/>
+            <w:vAlign w:val="center"/>
+          </w:tcPr>
+          <w:p>
+            <w:pPr>
+              <w:jc w:val="center"/>
+              <w:rPr>
+                <w:sz w:val="20"/>
+                <w:szCs w:val="20"/>
+              </w:rPr>
+            </w:pPr>
+            <w:r>
+              <w:rPr>
+                <w:sz w:val="20"/>
+                <w:szCs w:val="20"/>
+              </w:rPr>
+              <w:t>12</w:t>
+            </w:r>
+          </w:p>
+        </w:tc>
+        <w:tc>
+          <w:tcPr>
+            <w:tcW w:w="935" w:type="dxa"/>
+            <w:vAlign w:val="center"/>
+          </w:tcPr>
+          <w:p>
+            <w:pPr>
+              <w:jc w:val="center"/>
+              <w:rPr>
+                <w:sz w:val="20"/>
+                <w:szCs w:val="20"/>
+              </w:rPr>
+            </w:pPr>
+            <w:r>
+              <w:rPr>
+                <w:sz w:val="20"/>
+                <w:szCs w:val="20"/>
+              </w:rPr>
+              <w:t>15</w:t>
+            </w:r>
+          </w:p>
+        </w:tc>
+        <w:tc>
+          <w:tcPr>
+            <w:tcW w:w="927" w:type="dxa"/>
+            <w:vAlign w:val="center"/>
+          </w:tcPr>
+          <w:p>
+            <w:pPr>
+              <w:jc w:val="center"/>
+              <w:rPr>
+                <w:sz w:val="20"/>
+                <w:szCs w:val="20"/>
+              </w:rPr>
+            </w:pPr>
+            <w:r>
+              <w:rPr>
+                <w:sz w:val="20"/>
+                <w:szCs w:val="20"/>
+              </w:rPr>
+              <w:t>15</w:t>
             </w:r>
           </w:p>
         </w:tc>
@@ -5109,51 +5058,51 @@
       <w:tr>
         <w:tc>
           <w:tcPr>
-            <w:tcW w:w="1006" w:type="dxa"/>
-            <w:vAlign w:val="center"/>
-          </w:tcPr>
-          <w:p>
-            <w:pPr>
-              <w:jc w:val="center"/>
-              <w:rPr>
-                <w:sz w:val="20"/>
-                <w:szCs w:val="20"/>
-              </w:rPr>
-            </w:pPr>
-            <w:r>
-              <w:rPr>
-                <w:sz w:val="20"/>
-                <w:szCs w:val="20"/>
-              </w:rPr>
-              <w:t>32</w:t>
-            </w:r>
-          </w:p>
-        </w:tc>
-        <w:tc>
-          <w:tcPr>
-            <w:tcW w:w="1007" w:type="dxa"/>
-            <w:vAlign w:val="center"/>
-          </w:tcPr>
-          <w:p>
-            <w:pPr>
-              <w:jc w:val="center"/>
-              <w:rPr>
-                <w:sz w:val="20"/>
-                <w:szCs w:val="20"/>
-              </w:rPr>
-            </w:pPr>
-            <w:r>
-              <w:rPr>
-                <w:sz w:val="20"/>
-                <w:szCs w:val="20"/>
-              </w:rPr>
-              <w:t>9</w:t>
-            </w:r>
-          </w:p>
-        </w:tc>
-        <w:tc>
-          <w:tcPr>
-            <w:tcW w:w="1007" w:type="dxa"/>
+            <w:tcW w:w="1613" w:type="dxa"/>
+            <w:vAlign w:val="center"/>
+          </w:tcPr>
+          <w:p>
+            <w:pPr>
+              <w:jc w:val="center"/>
+              <w:rPr>
+                <w:sz w:val="20"/>
+                <w:szCs w:val="20"/>
+              </w:rPr>
+            </w:pPr>
+            <w:r>
+              <w:rPr>
+                <w:sz w:val="20"/>
+                <w:szCs w:val="20"/>
+              </w:rPr>
+              <w:t>128</w:t>
+            </w:r>
+          </w:p>
+        </w:tc>
+        <w:tc>
+          <w:tcPr>
+            <w:tcW w:w="936" w:type="dxa"/>
+            <w:vAlign w:val="center"/>
+          </w:tcPr>
+          <w:p>
+            <w:pPr>
+              <w:jc w:val="center"/>
+              <w:rPr>
+                <w:sz w:val="20"/>
+                <w:szCs w:val="20"/>
+              </w:rPr>
+            </w:pPr>
+            <w:r>
+              <w:rPr>
+                <w:sz w:val="20"/>
+                <w:szCs w:val="20"/>
+              </w:rPr>
+              <w:t>12</w:t>
+            </w:r>
+          </w:p>
+        </w:tc>
+        <w:tc>
+          <w:tcPr>
+            <w:tcW w:w="927" w:type="dxa"/>
             <w:vAlign w:val="center"/>
           </w:tcPr>
           <w:p>
@@ -5175,51 +5124,73 @@
         </w:tc>
         <w:tc>
           <w:tcPr>
-            <w:tcW w:w="1007" w:type="dxa"/>
-            <w:vAlign w:val="center"/>
-          </w:tcPr>
-          <w:p>
-            <w:pPr>
-              <w:jc w:val="center"/>
-              <w:rPr>
-                <w:sz w:val="20"/>
-                <w:szCs w:val="20"/>
-              </w:rPr>
-            </w:pPr>
-            <w:r>
-              <w:rPr>
-                <w:sz w:val="20"/>
-                <w:szCs w:val="20"/>
-              </w:rPr>
-              <w:t>10</w:t>
-            </w:r>
-          </w:p>
-        </w:tc>
-        <w:tc>
-          <w:tcPr>
-            <w:tcW w:w="1007" w:type="dxa"/>
-            <w:vAlign w:val="center"/>
-          </w:tcPr>
-          <w:p>
-            <w:pPr>
-              <w:jc w:val="center"/>
-              <w:rPr>
-                <w:sz w:val="20"/>
-                <w:szCs w:val="20"/>
-              </w:rPr>
-            </w:pPr>
-            <w:r>
-              <w:rPr>
-                <w:sz w:val="20"/>
-                <w:szCs w:val="20"/>
-              </w:rPr>
-              <w:t>10</w:t>
-            </w:r>
-          </w:p>
-        </w:tc>
-        <w:tc>
-          <w:tcPr>
-            <w:tcW w:w="1007" w:type="dxa"/>
+            <w:tcW w:w="935" w:type="dxa"/>
+            <w:vAlign w:val="center"/>
+          </w:tcPr>
+          <w:p>
+            <w:pPr>
+              <w:jc w:val="center"/>
+              <w:rPr>
+                <w:sz w:val="20"/>
+                <w:szCs w:val="20"/>
+              </w:rPr>
+            </w:pPr>
+            <w:r>
+              <w:rPr>
+                <w:sz w:val="20"/>
+                <w:szCs w:val="20"/>
+              </w:rPr>
+              <w:t>11</w:t>
+            </w:r>
+          </w:p>
+        </w:tc>
+        <w:tc>
+          <w:tcPr>
+            <w:tcW w:w="927" w:type="dxa"/>
+            <w:vAlign w:val="center"/>
+          </w:tcPr>
+          <w:p>
+            <w:pPr>
+              <w:jc w:val="center"/>
+              <w:rPr>
+                <w:sz w:val="20"/>
+                <w:szCs w:val="20"/>
+              </w:rPr>
+            </w:pPr>
+            <w:r>
+              <w:rPr>
+                <w:sz w:val="20"/>
+                <w:szCs w:val="20"/>
+              </w:rPr>
+              <w:t>11</w:t>
+            </w:r>
+          </w:p>
+        </w:tc>
+        <w:tc>
+          <w:tcPr>
+            <w:tcW w:w="935" w:type="dxa"/>
+            <w:vAlign w:val="center"/>
+          </w:tcPr>
+          <w:p>
+            <w:pPr>
+              <w:jc w:val="center"/>
+              <w:rPr>
+                <w:sz w:val="20"/>
+                <w:szCs w:val="20"/>
+              </w:rPr>
+            </w:pPr>
+            <w:r>
+              <w:rPr>
+                <w:sz w:val="20"/>
+                <w:szCs w:val="20"/>
+              </w:rPr>
+              <w:t>15</w:t>
+            </w:r>
+          </w:p>
+        </w:tc>
+        <w:tc>
+          <w:tcPr>
+            <w:tcW w:w="927" w:type="dxa"/>
             <w:vAlign w:val="center"/>
           </w:tcPr>
           <w:p>
@@ -5241,67 +5212,45 @@
         </w:tc>
         <w:tc>
           <w:tcPr>
-            <w:tcW w:w="1007" w:type="dxa"/>
-            <w:vAlign w:val="center"/>
-          </w:tcPr>
-          <w:p>
-            <w:pPr>
-              <w:jc w:val="center"/>
-              <w:rPr>
-                <w:sz w:val="20"/>
-                <w:szCs w:val="20"/>
-              </w:rPr>
-            </w:pPr>
-            <w:r>
-              <w:rPr>
-                <w:sz w:val="20"/>
-                <w:szCs w:val="20"/>
-              </w:rPr>
-              <w:t>12</w:t>
-            </w:r>
-          </w:p>
-        </w:tc>
-        <w:tc>
-          <w:tcPr>
-            <w:tcW w:w="1007" w:type="dxa"/>
-            <w:vAlign w:val="center"/>
-          </w:tcPr>
-          <w:p>
-            <w:pPr>
-              <w:jc w:val="center"/>
-              <w:rPr>
-                <w:sz w:val="20"/>
-                <w:szCs w:val="20"/>
-              </w:rPr>
-            </w:pPr>
-            <w:r>
-              <w:rPr>
-                <w:sz w:val="20"/>
-                <w:szCs w:val="20"/>
-              </w:rPr>
-              <w:t>15</w:t>
-            </w:r>
-          </w:p>
-        </w:tc>
-        <w:tc>
-          <w:tcPr>
-            <w:tcW w:w="1007" w:type="dxa"/>
-            <w:vAlign w:val="center"/>
-          </w:tcPr>
-          <w:p>
-            <w:pPr>
-              <w:jc w:val="center"/>
-              <w:rPr>
-                <w:sz w:val="20"/>
-                <w:szCs w:val="20"/>
-              </w:rPr>
-            </w:pPr>
-            <w:r>
-              <w:rPr>
-                <w:sz w:val="20"/>
-                <w:szCs w:val="20"/>
-              </w:rPr>
-              <w:t>15</w:t>
+            <w:tcW w:w="935" w:type="dxa"/>
+            <w:vAlign w:val="center"/>
+          </w:tcPr>
+          <w:p>
+            <w:pPr>
+              <w:jc w:val="center"/>
+              <w:rPr>
+                <w:sz w:val="20"/>
+                <w:szCs w:val="20"/>
+              </w:rPr>
+            </w:pPr>
+            <w:r>
+              <w:rPr>
+                <w:sz w:val="20"/>
+                <w:szCs w:val="20"/>
+              </w:rPr>
+              <w:t>14</w:t>
+            </w:r>
+          </w:p>
+        </w:tc>
+        <w:tc>
+          <w:tcPr>
+            <w:tcW w:w="927" w:type="dxa"/>
+            <w:vAlign w:val="center"/>
+          </w:tcPr>
+          <w:p>
+            <w:pPr>
+              <w:jc w:val="center"/>
+              <w:rPr>
+                <w:sz w:val="20"/>
+                <w:szCs w:val="20"/>
+              </w:rPr>
+            </w:pPr>
+            <w:r>
+              <w:rPr>
+                <w:sz w:val="20"/>
+                <w:szCs w:val="20"/>
+              </w:rPr>
+              <w:t>14</w:t>
             </w:r>
           </w:p>
         </w:tc>
@@ -5309,51 +5258,51 @@
       <w:tr>
         <w:tc>
           <w:tcPr>
-            <w:tcW w:w="1006" w:type="dxa"/>
-            <w:vAlign w:val="center"/>
-          </w:tcPr>
-          <w:p>
-            <w:pPr>
-              <w:jc w:val="center"/>
-              <w:rPr>
-                <w:sz w:val="20"/>
-                <w:szCs w:val="20"/>
-              </w:rPr>
-            </w:pPr>
-            <w:r>
-              <w:rPr>
-                <w:sz w:val="20"/>
-                <w:szCs w:val="20"/>
-              </w:rPr>
-              <w:t>128</w:t>
-            </w:r>
-          </w:p>
-        </w:tc>
-        <w:tc>
-          <w:tcPr>
-            <w:tcW w:w="1007" w:type="dxa"/>
-            <w:vAlign w:val="center"/>
-          </w:tcPr>
-          <w:p>
-            <w:pPr>
-              <w:jc w:val="center"/>
-              <w:rPr>
-                <w:sz w:val="20"/>
-                <w:szCs w:val="20"/>
-              </w:rPr>
-            </w:pPr>
-            <w:r>
-              <w:rPr>
-                <w:sz w:val="20"/>
-                <w:szCs w:val="20"/>
-              </w:rPr>
-              <w:t>12</w:t>
-            </w:r>
-          </w:p>
-        </w:tc>
-        <w:tc>
-          <w:tcPr>
-            <w:tcW w:w="1007" w:type="dxa"/>
+            <w:tcW w:w="1613" w:type="dxa"/>
+            <w:vAlign w:val="center"/>
+          </w:tcPr>
+          <w:p>
+            <w:pPr>
+              <w:jc w:val="center"/>
+              <w:rPr>
+                <w:sz w:val="20"/>
+                <w:szCs w:val="20"/>
+              </w:rPr>
+            </w:pPr>
+            <w:r>
+              <w:rPr>
+                <w:sz w:val="20"/>
+                <w:szCs w:val="20"/>
+              </w:rPr>
+              <w:t>1024</w:t>
+            </w:r>
+          </w:p>
+        </w:tc>
+        <w:tc>
+          <w:tcPr>
+            <w:tcW w:w="936" w:type="dxa"/>
+            <w:vAlign w:val="center"/>
+          </w:tcPr>
+          <w:p>
+            <w:pPr>
+              <w:jc w:val="center"/>
+              <w:rPr>
+                <w:sz w:val="20"/>
+                <w:szCs w:val="20"/>
+              </w:rPr>
+            </w:pPr>
+            <w:r>
+              <w:rPr>
+                <w:sz w:val="20"/>
+                <w:szCs w:val="20"/>
+              </w:rPr>
+              <w:t>11</w:t>
+            </w:r>
+          </w:p>
+        </w:tc>
+        <w:tc>
+          <w:tcPr>
+            <w:tcW w:w="927" w:type="dxa"/>
             <w:vAlign w:val="center"/>
           </w:tcPr>
           <w:p>
@@ -5375,7 +5324,7 @@
         </w:tc>
         <w:tc>
           <w:tcPr>
-            <w:tcW w:w="1007" w:type="dxa"/>
+            <w:tcW w:w="935" w:type="dxa"/>
             <w:vAlign w:val="center"/>
           </w:tcPr>
           <w:p>
@@ -5397,51 +5346,51 @@
         </w:tc>
         <w:tc>
           <w:tcPr>
-            <w:tcW w:w="1007" w:type="dxa"/>
-            <w:vAlign w:val="center"/>
-          </w:tcPr>
-          <w:p>
-            <w:pPr>
-              <w:jc w:val="center"/>
-              <w:rPr>
-                <w:sz w:val="20"/>
-                <w:szCs w:val="20"/>
-              </w:rPr>
-            </w:pPr>
-            <w:r>
-              <w:rPr>
-                <w:sz w:val="20"/>
-                <w:szCs w:val="20"/>
-              </w:rPr>
-              <w:t>11</w:t>
-            </w:r>
-          </w:p>
-        </w:tc>
-        <w:tc>
-          <w:tcPr>
-            <w:tcW w:w="1007" w:type="dxa"/>
-            <w:vAlign w:val="center"/>
-          </w:tcPr>
-          <w:p>
-            <w:pPr>
-              <w:jc w:val="center"/>
-              <w:rPr>
-                <w:sz w:val="20"/>
-                <w:szCs w:val="20"/>
-              </w:rPr>
-            </w:pPr>
-            <w:r>
-              <w:rPr>
-                <w:sz w:val="20"/>
-                <w:szCs w:val="20"/>
-              </w:rPr>
-              <w:t>15</w:t>
-            </w:r>
-          </w:p>
-        </w:tc>
-        <w:tc>
-          <w:tcPr>
-            <w:tcW w:w="1007" w:type="dxa"/>
+            <w:tcW w:w="927" w:type="dxa"/>
+            <w:vAlign w:val="center"/>
+          </w:tcPr>
+          <w:p>
+            <w:pPr>
+              <w:jc w:val="center"/>
+              <w:rPr>
+                <w:sz w:val="20"/>
+                <w:szCs w:val="20"/>
+              </w:rPr>
+            </w:pPr>
+            <w:r>
+              <w:rPr>
+                <w:sz w:val="20"/>
+                <w:szCs w:val="20"/>
+              </w:rPr>
+              <w:t>17</w:t>
+            </w:r>
+          </w:p>
+        </w:tc>
+        <w:tc>
+          <w:tcPr>
+            <w:tcW w:w="935" w:type="dxa"/>
+            <w:vAlign w:val="center"/>
+          </w:tcPr>
+          <w:p>
+            <w:pPr>
+              <w:jc w:val="center"/>
+              <w:rPr>
+                <w:sz w:val="20"/>
+                <w:szCs w:val="20"/>
+              </w:rPr>
+            </w:pPr>
+            <w:r>
+              <w:rPr>
+                <w:sz w:val="20"/>
+                <w:szCs w:val="20"/>
+              </w:rPr>
+              <w:t>19</w:t>
+            </w:r>
+          </w:p>
+        </w:tc>
+        <w:tc>
+          <w:tcPr>
+            <w:tcW w:w="927" w:type="dxa"/>
             <w:vAlign w:val="center"/>
           </w:tcPr>
           <w:p>
@@ -5463,45 +5412,45 @@
         </w:tc>
         <w:tc>
           <w:tcPr>
-            <w:tcW w:w="1007" w:type="dxa"/>
-            <w:vAlign w:val="center"/>
-          </w:tcPr>
-          <w:p>
-            <w:pPr>
-              <w:jc w:val="center"/>
-              <w:rPr>
-                <w:sz w:val="20"/>
-                <w:szCs w:val="20"/>
-              </w:rPr>
-            </w:pPr>
-            <w:r>
-              <w:rPr>
-                <w:sz w:val="20"/>
-                <w:szCs w:val="20"/>
-              </w:rPr>
-              <w:t>14</w:t>
-            </w:r>
-          </w:p>
-        </w:tc>
-        <w:tc>
-          <w:tcPr>
-            <w:tcW w:w="1007" w:type="dxa"/>
-            <w:vAlign w:val="center"/>
-          </w:tcPr>
-          <w:p>
-            <w:pPr>
-              <w:jc w:val="center"/>
-              <w:rPr>
-                <w:sz w:val="20"/>
-                <w:szCs w:val="20"/>
-              </w:rPr>
-            </w:pPr>
-            <w:r>
-              <w:rPr>
-                <w:sz w:val="20"/>
-                <w:szCs w:val="20"/>
-              </w:rPr>
-              <w:t>14</w:t>
+            <w:tcW w:w="935" w:type="dxa"/>
+            <w:vAlign w:val="center"/>
+          </w:tcPr>
+          <w:p>
+            <w:pPr>
+              <w:jc w:val="center"/>
+              <w:rPr>
+                <w:sz w:val="20"/>
+                <w:szCs w:val="20"/>
+              </w:rPr>
+            </w:pPr>
+            <w:r>
+              <w:rPr>
+                <w:sz w:val="20"/>
+                <w:szCs w:val="20"/>
+              </w:rPr>
+              <w:t>-</w:t>
+            </w:r>
+          </w:p>
+        </w:tc>
+        <w:tc>
+          <w:tcPr>
+            <w:tcW w:w="927" w:type="dxa"/>
+            <w:vAlign w:val="center"/>
+          </w:tcPr>
+          <w:p>
+            <w:pPr>
+              <w:jc w:val="center"/>
+              <w:rPr>
+                <w:sz w:val="20"/>
+                <w:szCs w:val="20"/>
+              </w:rPr>
+            </w:pPr>
+            <w:r>
+              <w:rPr>
+                <w:sz w:val="20"/>
+                <w:szCs w:val="20"/>
+              </w:rPr>
+              <w:t>-</w:t>
             </w:r>
           </w:p>
         </w:tc>
@@ -5509,161 +5458,29 @@
       <w:tr>
         <w:tc>
           <w:tcPr>
-            <w:tcW w:w="1006" w:type="dxa"/>
-            <w:vAlign w:val="center"/>
-          </w:tcPr>
-          <w:p>
-            <w:pPr>
-              <w:jc w:val="center"/>
-              <w:rPr>
-                <w:sz w:val="20"/>
-                <w:szCs w:val="20"/>
-              </w:rPr>
-            </w:pPr>
-            <w:r>
-              <w:rPr>
-                <w:sz w:val="20"/>
-                <w:szCs w:val="20"/>
-              </w:rPr>
-              <w:t>1024</w:t>
-            </w:r>
-          </w:p>
-        </w:tc>
-        <w:tc>
-          <w:tcPr>
-            <w:tcW w:w="1007" w:type="dxa"/>
-            <w:vAlign w:val="center"/>
-          </w:tcPr>
-          <w:p>
-            <w:pPr>
-              <w:jc w:val="center"/>
-              <w:rPr>
-                <w:sz w:val="20"/>
-                <w:szCs w:val="20"/>
-              </w:rPr>
-            </w:pPr>
-            <w:r>
-              <w:rPr>
-                <w:sz w:val="20"/>
-                <w:szCs w:val="20"/>
-              </w:rPr>
-              <w:t>11</w:t>
-            </w:r>
-          </w:p>
-        </w:tc>
-        <w:tc>
-          <w:tcPr>
-            <w:tcW w:w="1007" w:type="dxa"/>
-            <w:vAlign w:val="center"/>
-          </w:tcPr>
-          <w:p>
-            <w:pPr>
-              <w:jc w:val="center"/>
-              <w:rPr>
-                <w:sz w:val="20"/>
-                <w:szCs w:val="20"/>
-              </w:rPr>
-            </w:pPr>
-            <w:r>
-              <w:rPr>
-                <w:sz w:val="20"/>
-                <w:szCs w:val="20"/>
-              </w:rPr>
-              <w:t>10</w:t>
-            </w:r>
-          </w:p>
-        </w:tc>
-        <w:tc>
-          <w:tcPr>
-            <w:tcW w:w="1007" w:type="dxa"/>
-            <w:vAlign w:val="center"/>
-          </w:tcPr>
-          <w:p>
-            <w:pPr>
-              <w:jc w:val="center"/>
-              <w:rPr>
-                <w:sz w:val="20"/>
-                <w:szCs w:val="20"/>
-              </w:rPr>
-            </w:pPr>
-            <w:r>
-              <w:rPr>
-                <w:sz w:val="20"/>
-                <w:szCs w:val="20"/>
-              </w:rPr>
-              <w:t>11</w:t>
-            </w:r>
-          </w:p>
-        </w:tc>
-        <w:tc>
-          <w:tcPr>
-            <w:tcW w:w="1007" w:type="dxa"/>
-            <w:vAlign w:val="center"/>
-          </w:tcPr>
-          <w:p>
-            <w:pPr>
-              <w:jc w:val="center"/>
-              <w:rPr>
-                <w:sz w:val="20"/>
-                <w:szCs w:val="20"/>
-              </w:rPr>
-            </w:pPr>
-            <w:r>
-              <w:rPr>
-                <w:sz w:val="20"/>
-                <w:szCs w:val="20"/>
-              </w:rPr>
-              <w:t>17</w:t>
-            </w:r>
-          </w:p>
-        </w:tc>
-        <w:tc>
-          <w:tcPr>
-            <w:tcW w:w="1007" w:type="dxa"/>
-            <w:vAlign w:val="center"/>
-          </w:tcPr>
-          <w:p>
-            <w:pPr>
-              <w:jc w:val="center"/>
-              <w:rPr>
-                <w:sz w:val="20"/>
-                <w:szCs w:val="20"/>
-              </w:rPr>
-            </w:pPr>
-            <w:r>
-              <w:rPr>
-                <w:sz w:val="20"/>
-                <w:szCs w:val="20"/>
-              </w:rPr>
-              <w:t>19</w:t>
-            </w:r>
-          </w:p>
-        </w:tc>
-        <w:tc>
-          <w:tcPr>
-            <w:tcW w:w="1007" w:type="dxa"/>
-            <w:vAlign w:val="center"/>
-          </w:tcPr>
-          <w:p>
-            <w:pPr>
-              <w:jc w:val="center"/>
-              <w:rPr>
-                <w:sz w:val="20"/>
-                <w:szCs w:val="20"/>
-              </w:rPr>
-            </w:pPr>
-            <w:r>
-              <w:rPr>
-                <w:sz w:val="20"/>
-                <w:szCs w:val="20"/>
-              </w:rPr>
-              <w:t>14</w:t>
-            </w:r>
-          </w:p>
-        </w:tc>
-        <w:tc>
-          <w:tcPr>
-            <w:tcW w:w="1007" w:type="dxa"/>
+            <w:tcW w:w="1613" w:type="dxa"/>
+            <w:vAlign w:val="center"/>
+          </w:tcPr>
+          <w:p>
+            <w:pPr>
+              <w:jc w:val="center"/>
+              <w:rPr>
+                <w:sz w:val="20"/>
+                <w:szCs w:val="20"/>
+              </w:rPr>
+            </w:pPr>
+            <w:r>
+              <w:rPr>
+                <w:sz w:val="20"/>
+                <w:szCs w:val="20"/>
+              </w:rPr>
+              <w:t>2048</w:t>
+            </w:r>
+          </w:p>
+        </w:tc>
+        <w:tc>
+          <w:tcPr>
+            <w:tcW w:w="936" w:type="dxa"/>
             <w:vAlign w:val="center"/>
           </w:tcPr>
           <w:p>
@@ -5685,7 +5502,139 @@
         </w:tc>
         <w:tc>
           <w:tcPr>
-            <w:tcW w:w="1007" w:type="dxa"/>
+            <w:tcW w:w="927" w:type="dxa"/>
+            <w:vAlign w:val="center"/>
+          </w:tcPr>
+          <w:p>
+            <w:pPr>
+              <w:jc w:val="center"/>
+              <w:rPr>
+                <w:sz w:val="20"/>
+                <w:szCs w:val="20"/>
+              </w:rPr>
+            </w:pPr>
+            <w:r>
+              <w:rPr>
+                <w:sz w:val="20"/>
+                <w:szCs w:val="20"/>
+              </w:rPr>
+              <w:t>-</w:t>
+            </w:r>
+          </w:p>
+        </w:tc>
+        <w:tc>
+          <w:tcPr>
+            <w:tcW w:w="935" w:type="dxa"/>
+            <w:vAlign w:val="center"/>
+          </w:tcPr>
+          <w:p>
+            <w:pPr>
+              <w:jc w:val="center"/>
+              <w:rPr>
+                <w:sz w:val="20"/>
+                <w:szCs w:val="20"/>
+              </w:rPr>
+            </w:pPr>
+            <w:r>
+              <w:rPr>
+                <w:sz w:val="20"/>
+                <w:szCs w:val="20"/>
+              </w:rPr>
+              <w:t>-</w:t>
+            </w:r>
+          </w:p>
+        </w:tc>
+        <w:tc>
+          <w:tcPr>
+            <w:tcW w:w="927" w:type="dxa"/>
+            <w:vAlign w:val="center"/>
+          </w:tcPr>
+          <w:p>
+            <w:pPr>
+              <w:jc w:val="center"/>
+              <w:rPr>
+                <w:sz w:val="20"/>
+                <w:szCs w:val="20"/>
+              </w:rPr>
+            </w:pPr>
+            <w:r>
+              <w:rPr>
+                <w:sz w:val="20"/>
+                <w:szCs w:val="20"/>
+              </w:rPr>
+              <w:t>-</w:t>
+            </w:r>
+          </w:p>
+        </w:tc>
+        <w:tc>
+          <w:tcPr>
+            <w:tcW w:w="935" w:type="dxa"/>
+            <w:vAlign w:val="center"/>
+          </w:tcPr>
+          <w:p>
+            <w:pPr>
+              <w:jc w:val="center"/>
+              <w:rPr>
+                <w:sz w:val="20"/>
+                <w:szCs w:val="20"/>
+              </w:rPr>
+            </w:pPr>
+            <w:r>
+              <w:rPr>
+                <w:sz w:val="20"/>
+                <w:szCs w:val="20"/>
+              </w:rPr>
+              <w:t>-</w:t>
+            </w:r>
+          </w:p>
+        </w:tc>
+        <w:tc>
+          <w:tcPr>
+            <w:tcW w:w="927" w:type="dxa"/>
+            <w:vAlign w:val="center"/>
+          </w:tcPr>
+          <w:p>
+            <w:pPr>
+              <w:jc w:val="center"/>
+              <w:rPr>
+                <w:sz w:val="20"/>
+                <w:szCs w:val="20"/>
+              </w:rPr>
+            </w:pPr>
+            <w:r>
+              <w:rPr>
+                <w:sz w:val="20"/>
+                <w:szCs w:val="20"/>
+              </w:rPr>
+              <w:t>-</w:t>
+            </w:r>
+          </w:p>
+        </w:tc>
+        <w:tc>
+          <w:tcPr>
+            <w:tcW w:w="935" w:type="dxa"/>
+            <w:vAlign w:val="center"/>
+          </w:tcPr>
+          <w:p>
+            <w:pPr>
+              <w:jc w:val="center"/>
+              <w:rPr>
+                <w:sz w:val="20"/>
+                <w:szCs w:val="20"/>
+              </w:rPr>
+            </w:pPr>
+            <w:r>
+              <w:rPr>
+                <w:sz w:val="20"/>
+                <w:szCs w:val="20"/>
+              </w:rPr>
+              <w:t>-</w:t>
+            </w:r>
+          </w:p>
+        </w:tc>
+        <w:tc>
+          <w:tcPr>
+            <w:tcW w:w="927" w:type="dxa"/>
             <w:vAlign w:val="center"/>
           </w:tcPr>
           <w:p>
@@ -5709,229 +5658,43 @@
       <w:tr>
         <w:tc>
           <w:tcPr>
-            <w:tcW w:w="1006" w:type="dxa"/>
-            <w:vAlign w:val="center"/>
-          </w:tcPr>
-          <w:p>
-            <w:pPr>
-              <w:jc w:val="center"/>
-              <w:rPr>
-                <w:sz w:val="20"/>
-                <w:szCs w:val="20"/>
-              </w:rPr>
-            </w:pPr>
-            <w:r>
-              <w:rPr>
-                <w:sz w:val="20"/>
-                <w:szCs w:val="20"/>
-              </w:rPr>
-              <w:t>2048</w:t>
-            </w:r>
-          </w:p>
-        </w:tc>
-        <w:tc>
-          <w:tcPr>
-            <w:tcW w:w="1007" w:type="dxa"/>
-            <w:vAlign w:val="center"/>
-          </w:tcPr>
-          <w:p>
-            <w:pPr>
-              <w:jc w:val="center"/>
-              <w:rPr>
-                <w:sz w:val="20"/>
-                <w:szCs w:val="20"/>
-              </w:rPr>
-            </w:pPr>
-            <w:r>
-              <w:rPr>
-                <w:sz w:val="20"/>
-                <w:szCs w:val="20"/>
-              </w:rPr>
-              <w:t>-</w:t>
-            </w:r>
-          </w:p>
-        </w:tc>
-        <w:tc>
-          <w:tcPr>
-            <w:tcW w:w="1007" w:type="dxa"/>
-            <w:vAlign w:val="center"/>
-          </w:tcPr>
-          <w:p>
-            <w:pPr>
-              <w:jc w:val="center"/>
-              <w:rPr>
-                <w:sz w:val="20"/>
-                <w:szCs w:val="20"/>
-              </w:rPr>
-            </w:pPr>
-            <w:r>
-              <w:rPr>
-                <w:sz w:val="20"/>
-                <w:szCs w:val="20"/>
-              </w:rPr>
-              <w:t>-</w:t>
-            </w:r>
-          </w:p>
-        </w:tc>
-        <w:tc>
-          <w:tcPr>
-            <w:tcW w:w="1007" w:type="dxa"/>
-            <w:vAlign w:val="center"/>
-          </w:tcPr>
-          <w:p>
-            <w:pPr>
-              <w:jc w:val="center"/>
-              <w:rPr>
-                <w:sz w:val="20"/>
-                <w:szCs w:val="20"/>
-              </w:rPr>
-            </w:pPr>
-            <w:r>
-              <w:rPr>
-                <w:sz w:val="20"/>
-                <w:szCs w:val="20"/>
-              </w:rPr>
-              <w:t>-</w:t>
-            </w:r>
-          </w:p>
-        </w:tc>
-        <w:tc>
-          <w:tcPr>
-            <w:tcW w:w="1007" w:type="dxa"/>
-            <w:vAlign w:val="center"/>
-          </w:tcPr>
-          <w:p>
-            <w:pPr>
-              <w:jc w:val="center"/>
-              <w:rPr>
-                <w:sz w:val="20"/>
-                <w:szCs w:val="20"/>
-              </w:rPr>
-            </w:pPr>
-            <w:r>
-              <w:rPr>
-                <w:sz w:val="20"/>
-                <w:szCs w:val="20"/>
-              </w:rPr>
-              <w:t>-</w:t>
-            </w:r>
-          </w:p>
-        </w:tc>
-        <w:tc>
-          <w:tcPr>
-            <w:tcW w:w="1007" w:type="dxa"/>
-            <w:vAlign w:val="center"/>
-          </w:tcPr>
-          <w:p>
-            <w:pPr>
-              <w:jc w:val="center"/>
-              <w:rPr>
-                <w:sz w:val="20"/>
-                <w:szCs w:val="20"/>
-              </w:rPr>
-            </w:pPr>
-            <w:r>
-              <w:rPr>
-                <w:sz w:val="20"/>
-                <w:szCs w:val="20"/>
-              </w:rPr>
-              <w:t>-</w:t>
-            </w:r>
-          </w:p>
-        </w:tc>
-        <w:tc>
-          <w:tcPr>
-            <w:tcW w:w="1007" w:type="dxa"/>
-            <w:vAlign w:val="center"/>
-          </w:tcPr>
-          <w:p>
-            <w:pPr>
-              <w:jc w:val="center"/>
-              <w:rPr>
-                <w:sz w:val="20"/>
-                <w:szCs w:val="20"/>
-              </w:rPr>
-            </w:pPr>
-            <w:r>
-              <w:rPr>
-                <w:sz w:val="20"/>
-                <w:szCs w:val="20"/>
-              </w:rPr>
-              <w:t>-</w:t>
-            </w:r>
-          </w:p>
-        </w:tc>
-        <w:tc>
-          <w:tcPr>
-            <w:tcW w:w="1007" w:type="dxa"/>
-            <w:vAlign w:val="center"/>
-          </w:tcPr>
-          <w:p>
-            <w:pPr>
-              <w:jc w:val="center"/>
-              <w:rPr>
-                <w:sz w:val="20"/>
-                <w:szCs w:val="20"/>
-              </w:rPr>
-            </w:pPr>
-            <w:r>
-              <w:rPr>
-                <w:sz w:val="20"/>
-                <w:szCs w:val="20"/>
-              </w:rPr>
-              <w:t>-</w:t>
-            </w:r>
-          </w:p>
-        </w:tc>
-        <w:tc>
-          <w:tcPr>
-            <w:tcW w:w="1007" w:type="dxa"/>
-            <w:vAlign w:val="center"/>
-          </w:tcPr>
-          <w:p>
-            <w:pPr>
-              <w:jc w:val="center"/>
-              <w:rPr>
-                <w:sz w:val="20"/>
-                <w:szCs w:val="20"/>
-              </w:rPr>
-            </w:pPr>
-            <w:r>
-              <w:rPr>
-                <w:sz w:val="20"/>
-                <w:szCs w:val="20"/>
-              </w:rPr>
-              <w:t>-</w:t>
-            </w:r>
-          </w:p>
-        </w:tc>
-      </w:tr>
-      <w:tr>
-        <w:tc>
-          <w:tcPr>
-            <w:tcW w:w="1006" w:type="dxa"/>
-            <w:vAlign w:val="center"/>
-          </w:tcPr>
-          <w:p>
-            <w:pPr>
-              <w:jc w:val="center"/>
-              <w:rPr>
-                <w:sz w:val="20"/>
-                <w:szCs w:val="20"/>
-              </w:rPr>
-            </w:pPr>
-            <w:r>
-              <w:rPr>
-                <w:sz w:val="20"/>
-                <w:szCs w:val="20"/>
-              </w:rPr>
-              <w:t>Największy możliwy – 1472 (lub 996 dla VPN studenckiego)</w:t>
-            </w:r>
-          </w:p>
-        </w:tc>
-        <w:tc>
-          <w:tcPr>
-            <w:tcW w:w="1007" w:type="dxa"/>
+            <w:tcW w:w="1613" w:type="dxa"/>
+            <w:vAlign w:val="center"/>
+          </w:tcPr>
+          <w:p>
+            <w:pPr>
+              <w:jc w:val="center"/>
+              <w:rPr>
+                <w:sz w:val="20"/>
+                <w:szCs w:val="20"/>
+              </w:rPr>
+            </w:pPr>
+            <w:r>
+              <w:rPr>
+                <w:sz w:val="20"/>
+                <w:szCs w:val="20"/>
+              </w:rPr>
+              <w:t>Największy możliwy</w:t>
+            </w:r>
+            <w:r>
+              <w:rPr>
+                <w:sz w:val="20"/>
+                <w:szCs w:val="20"/>
+              </w:rPr>
+              <w:t xml:space="preserve"> bez fragmentowania</w:t>
+            </w:r>
+            <w:r>
+              <w:rPr>
+                <w:sz w:val="20"/>
+                <w:szCs w:val="20"/>
+              </w:rPr>
+              <w:t xml:space="preserve"> – 1472 (lub 996 dla VPN studenckiego)</w:t>
+            </w:r>
+          </w:p>
+        </w:tc>
+        <w:tc>
+          <w:tcPr>
+            <w:tcW w:w="936" w:type="dxa"/>
             <w:vAlign w:val="center"/>
           </w:tcPr>
           <w:p>
@@ -5953,7 +5716,7 @@
         </w:tc>
         <w:tc>
           <w:tcPr>
-            <w:tcW w:w="1007" w:type="dxa"/>
+            <w:tcW w:w="927" w:type="dxa"/>
             <w:vAlign w:val="center"/>
           </w:tcPr>
           <w:p>
@@ -5975,7 +5738,7 @@
         </w:tc>
         <w:tc>
           <w:tcPr>
-            <w:tcW w:w="1007" w:type="dxa"/>
+            <w:tcW w:w="935" w:type="dxa"/>
             <w:vAlign w:val="center"/>
           </w:tcPr>
           <w:p>
@@ -5997,7 +5760,7 @@
         </w:tc>
         <w:tc>
           <w:tcPr>
-            <w:tcW w:w="1007" w:type="dxa"/>
+            <w:tcW w:w="927" w:type="dxa"/>
             <w:vAlign w:val="center"/>
           </w:tcPr>
           <w:p>
@@ -6019,7 +5782,7 @@
         </w:tc>
         <w:tc>
           <w:tcPr>
-            <w:tcW w:w="1007" w:type="dxa"/>
+            <w:tcW w:w="935" w:type="dxa"/>
             <w:vAlign w:val="center"/>
           </w:tcPr>
           <w:p>
@@ -6041,7 +5804,7 @@
         </w:tc>
         <w:tc>
           <w:tcPr>
-            <w:tcW w:w="1007" w:type="dxa"/>
+            <w:tcW w:w="927" w:type="dxa"/>
             <w:vAlign w:val="center"/>
           </w:tcPr>
           <w:p>
@@ -6063,7 +5826,7 @@
         </w:tc>
         <w:tc>
           <w:tcPr>
-            <w:tcW w:w="1007" w:type="dxa"/>
+            <w:tcW w:w="935" w:type="dxa"/>
             <w:vAlign w:val="center"/>
           </w:tcPr>
           <w:p>
@@ -6085,7 +5848,7 @@
         </w:tc>
         <w:tc>
           <w:tcPr>
-            <w:tcW w:w="1007" w:type="dxa"/>
+            <w:tcW w:w="927" w:type="dxa"/>
             <w:vAlign w:val="center"/>
           </w:tcPr>
           <w:p>
@@ -6127,28 +5890,7 @@
           <w:b/>
           <w:bCs/>
         </w:rPr>
-        <w:t>3.</w:t>
-      </w:r>
-      <w:r>
-        <w:rPr>
-          <w:b/>
-          <w:bCs/>
-        </w:rPr>
-        <w:t>3</w:t>
-      </w:r>
-      <w:r>
-        <w:rPr>
-          <w:b/>
-          <w:bCs/>
-        </w:rPr>
-        <w:t xml:space="preserve"> Pomiary opóźnień w zależności od wielkości pakietu dla serwera </w:t>
-      </w:r>
-      <w:r>
-        <w:rPr>
-          <w:b/>
-          <w:bCs/>
-        </w:rPr>
-        <w:t>gov.fm (lub chathamislands.co.nz dla Linux – VPN studencki)</w:t>
+        <w:t>3.3 Pomiary opóźnień w zależności od wielkości pakietu dla serwera gov.fm (lub chathamislands.co.nz dla Linux – VPN studencki)</w:t>
       </w:r>
     </w:p>
     <w:tbl>
@@ -6158,15 +5900,15 @@
         <w:tblLook w:val="04A0" w:firstRow="1" w:lastRow="0" w:firstColumn="1" w:lastColumn="0" w:noHBand="0" w:noVBand="1"/>
       </w:tblPr>
       <w:tblGrid>
-        <w:gridCol w:w="1437"/>
-        <w:gridCol w:w="957"/>
-        <w:gridCol w:w="950"/>
-        <w:gridCol w:w="956"/>
-        <w:gridCol w:w="950"/>
-        <w:gridCol w:w="956"/>
-        <w:gridCol w:w="950"/>
-        <w:gridCol w:w="956"/>
-        <w:gridCol w:w="950"/>
+        <w:gridCol w:w="1613"/>
+        <w:gridCol w:w="936"/>
+        <w:gridCol w:w="927"/>
+        <w:gridCol w:w="935"/>
+        <w:gridCol w:w="927"/>
+        <w:gridCol w:w="935"/>
+        <w:gridCol w:w="927"/>
+        <w:gridCol w:w="935"/>
+        <w:gridCol w:w="927"/>
       </w:tblGrid>
       <w:tr>
         <w:tc>
@@ -6246,19 +5988,35 @@
                 <w:sz w:val="20"/>
                 <w:szCs w:val="20"/>
               </w:rPr>
-              <w:t xml:space="preserve">Windows – </w:t>
-            </w:r>
-            <w:proofErr w:type="spellStart"/>
-            <w:r>
+              <w:t>Windows – wi-fi</w:t>
+            </w:r>
+          </w:p>
+        </w:tc>
+        <w:tc>
+          <w:tcPr>
+            <w:tcW w:w="2014" w:type="dxa"/>
+            <w:gridSpan w:val="2"/>
+            <w:vAlign w:val="center"/>
+          </w:tcPr>
+          <w:p>
+            <w:pPr>
+              <w:jc w:val="center"/>
               <w:rPr>
                 <w:b/>
                 <w:bCs/>
                 <w:sz w:val="20"/>
                 <w:szCs w:val="20"/>
               </w:rPr>
-              <w:t>wi-fi</w:t>
-            </w:r>
-            <w:proofErr w:type="spellEnd"/>
+            </w:pPr>
+            <w:r>
+              <w:rPr>
+                <w:b/>
+                <w:bCs/>
+                <w:sz w:val="20"/>
+                <w:szCs w:val="20"/>
+              </w:rPr>
+              <w:t>Linux – wi-fi</w:t>
+            </w:r>
           </w:p>
         </w:tc>
         <w:tc>
@@ -6284,25 +6042,77 @@
                 <w:sz w:val="20"/>
                 <w:szCs w:val="20"/>
               </w:rPr>
-              <w:t xml:space="preserve">Linux – </w:t>
-            </w:r>
-            <w:proofErr w:type="spellStart"/>
-            <w:r>
+              <w:t>Linux – VPN studencki</w:t>
+            </w:r>
+          </w:p>
+        </w:tc>
+      </w:tr>
+      <w:tr>
+        <w:tc>
+          <w:tcPr>
+            <w:tcW w:w="1006" w:type="dxa"/>
+            <w:vMerge/>
+            <w:vAlign w:val="center"/>
+          </w:tcPr>
+          <w:p>
+            <w:pPr>
+              <w:jc w:val="center"/>
               <w:rPr>
                 <w:b/>
                 <w:bCs/>
                 <w:sz w:val="20"/>
                 <w:szCs w:val="20"/>
               </w:rPr>
-              <w:t>wi-fi</w:t>
-            </w:r>
-            <w:proofErr w:type="spellEnd"/>
-          </w:p>
-        </w:tc>
-        <w:tc>
-          <w:tcPr>
-            <w:tcW w:w="2014" w:type="dxa"/>
-            <w:gridSpan w:val="2"/>
+            </w:pPr>
+          </w:p>
+        </w:tc>
+        <w:tc>
+          <w:tcPr>
+            <w:tcW w:w="1007" w:type="dxa"/>
+            <w:vAlign w:val="center"/>
+          </w:tcPr>
+          <w:p>
+            <w:pPr>
+              <w:jc w:val="center"/>
+              <w:rPr>
+                <w:sz w:val="20"/>
+                <w:szCs w:val="20"/>
+              </w:rPr>
+            </w:pPr>
+            <w:r>
+              <w:rPr>
+                <w:sz w:val="20"/>
+                <w:szCs w:val="20"/>
+              </w:rPr>
+              <w:t>Frag.</w:t>
+            </w:r>
+          </w:p>
+        </w:tc>
+        <w:tc>
+          <w:tcPr>
+            <w:tcW w:w="1007" w:type="dxa"/>
+            <w:vAlign w:val="center"/>
+          </w:tcPr>
+          <w:p>
+            <w:pPr>
+              <w:jc w:val="center"/>
+              <w:rPr>
+                <w:sz w:val="20"/>
+                <w:szCs w:val="20"/>
+              </w:rPr>
+            </w:pPr>
+            <w:r>
+              <w:rPr>
+                <w:sz w:val="20"/>
+                <w:szCs w:val="20"/>
+              </w:rPr>
+              <w:t>Bez frag.</w:t>
+            </w:r>
+          </w:p>
+        </w:tc>
+        <w:tc>
+          <w:tcPr>
+            <w:tcW w:w="1007" w:type="dxa"/>
             <w:vAlign w:val="center"/>
           </w:tcPr>
           <w:p>
@@ -6317,12 +6127,130 @@
             </w:pPr>
             <w:r>
               <w:rPr>
+                <w:sz w:val="20"/>
+                <w:szCs w:val="20"/>
+              </w:rPr>
+              <w:t>Frag.</w:t>
+            </w:r>
+          </w:p>
+        </w:tc>
+        <w:tc>
+          <w:tcPr>
+            <w:tcW w:w="1007" w:type="dxa"/>
+            <w:vAlign w:val="center"/>
+          </w:tcPr>
+          <w:p>
+            <w:pPr>
+              <w:jc w:val="center"/>
+              <w:rPr>
                 <w:b/>
                 <w:bCs/>
                 <w:sz w:val="20"/>
                 <w:szCs w:val="20"/>
               </w:rPr>
-              <w:t>Linux – VPN studencki</w:t>
+            </w:pPr>
+            <w:r>
+              <w:rPr>
+                <w:sz w:val="20"/>
+                <w:szCs w:val="20"/>
+              </w:rPr>
+              <w:t>Bez frag.</w:t>
+            </w:r>
+          </w:p>
+        </w:tc>
+        <w:tc>
+          <w:tcPr>
+            <w:tcW w:w="1007" w:type="dxa"/>
+            <w:vAlign w:val="center"/>
+          </w:tcPr>
+          <w:p>
+            <w:pPr>
+              <w:jc w:val="center"/>
+              <w:rPr>
+                <w:b/>
+                <w:bCs/>
+                <w:sz w:val="20"/>
+                <w:szCs w:val="20"/>
+              </w:rPr>
+            </w:pPr>
+            <w:r>
+              <w:rPr>
+                <w:sz w:val="20"/>
+                <w:szCs w:val="20"/>
+              </w:rPr>
+              <w:t>Frag.</w:t>
+            </w:r>
+          </w:p>
+        </w:tc>
+        <w:tc>
+          <w:tcPr>
+            <w:tcW w:w="1007" w:type="dxa"/>
+            <w:vAlign w:val="center"/>
+          </w:tcPr>
+          <w:p>
+            <w:pPr>
+              <w:jc w:val="center"/>
+              <w:rPr>
+                <w:b/>
+                <w:bCs/>
+                <w:sz w:val="20"/>
+                <w:szCs w:val="20"/>
+              </w:rPr>
+            </w:pPr>
+            <w:r>
+              <w:rPr>
+                <w:sz w:val="20"/>
+                <w:szCs w:val="20"/>
+              </w:rPr>
+              <w:t>Bez frag.</w:t>
+            </w:r>
+          </w:p>
+        </w:tc>
+        <w:tc>
+          <w:tcPr>
+            <w:tcW w:w="1007" w:type="dxa"/>
+            <w:vAlign w:val="center"/>
+          </w:tcPr>
+          <w:p>
+            <w:pPr>
+              <w:jc w:val="center"/>
+              <w:rPr>
+                <w:b/>
+                <w:bCs/>
+                <w:sz w:val="20"/>
+                <w:szCs w:val="20"/>
+              </w:rPr>
+            </w:pPr>
+            <w:r>
+              <w:rPr>
+                <w:sz w:val="20"/>
+                <w:szCs w:val="20"/>
+              </w:rPr>
+              <w:t>Frag.</w:t>
+            </w:r>
+          </w:p>
+        </w:tc>
+        <w:tc>
+          <w:tcPr>
+            <w:tcW w:w="1007" w:type="dxa"/>
+            <w:vAlign w:val="center"/>
+          </w:tcPr>
+          <w:p>
+            <w:pPr>
+              <w:jc w:val="center"/>
+              <w:rPr>
+                <w:b/>
+                <w:bCs/>
+                <w:sz w:val="20"/>
+                <w:szCs w:val="20"/>
+              </w:rPr>
+            </w:pPr>
+            <w:r>
+              <w:rPr>
+                <w:sz w:val="20"/>
+                <w:szCs w:val="20"/>
+              </w:rPr>
+              <w:t>Bez frag.</w:t>
             </w:r>
           </w:p>
         </w:tc>
@@ -6331,19 +6259,23 @@
         <w:tc>
           <w:tcPr>
             <w:tcW w:w="1006" w:type="dxa"/>
-            <w:vMerge/>
-            <w:vAlign w:val="center"/>
-          </w:tcPr>
-          <w:p>
-            <w:pPr>
-              <w:jc w:val="center"/>
-              <w:rPr>
-                <w:b/>
-                <w:bCs/>
-                <w:sz w:val="20"/>
-                <w:szCs w:val="20"/>
-              </w:rPr>
-            </w:pPr>
+            <w:vAlign w:val="center"/>
+          </w:tcPr>
+          <w:p>
+            <w:pPr>
+              <w:jc w:val="center"/>
+              <w:rPr>
+                <w:sz w:val="20"/>
+                <w:szCs w:val="20"/>
+              </w:rPr>
+            </w:pPr>
+            <w:r>
+              <w:rPr>
+                <w:sz w:val="20"/>
+                <w:szCs w:val="20"/>
+              </w:rPr>
+              <w:t>1</w:t>
+            </w:r>
           </w:p>
         </w:tc>
         <w:tc>
@@ -6359,21 +6291,12 @@
                 <w:szCs w:val="20"/>
               </w:rPr>
             </w:pPr>
-            <w:proofErr w:type="spellStart"/>
-            <w:r>
-              <w:rPr>
-                <w:sz w:val="20"/>
-                <w:szCs w:val="20"/>
-              </w:rPr>
-              <w:t>Frag</w:t>
-            </w:r>
-            <w:proofErr w:type="spellEnd"/>
-            <w:r>
-              <w:rPr>
-                <w:sz w:val="20"/>
-                <w:szCs w:val="20"/>
-              </w:rPr>
-              <w:t>.</w:t>
+            <w:r>
+              <w:rPr>
+                <w:sz w:val="20"/>
+                <w:szCs w:val="20"/>
+              </w:rPr>
+              <w:t>163</w:t>
             </w:r>
           </w:p>
         </w:tc>
@@ -6395,23 +6318,7 @@
                 <w:sz w:val="20"/>
                 <w:szCs w:val="20"/>
               </w:rPr>
-              <w:t xml:space="preserve">Bez </w:t>
-            </w:r>
-            <w:proofErr w:type="spellStart"/>
-            <w:r>
-              <w:rPr>
-                <w:sz w:val="20"/>
-                <w:szCs w:val="20"/>
-              </w:rPr>
-              <w:t>frag</w:t>
-            </w:r>
-            <w:proofErr w:type="spellEnd"/>
-            <w:r>
-              <w:rPr>
-                <w:sz w:val="20"/>
-                <w:szCs w:val="20"/>
-              </w:rPr>
-              <w:t>.</w:t>
+              <w:t>162</w:t>
             </w:r>
           </w:p>
         </w:tc>
@@ -6424,27 +6331,16 @@
             <w:pPr>
               <w:jc w:val="center"/>
               <w:rPr>
-                <w:b/>
-                <w:bCs/>
-                <w:sz w:val="20"/>
-                <w:szCs w:val="20"/>
-              </w:rPr>
-            </w:pPr>
-            <w:proofErr w:type="spellStart"/>
-            <w:r>
-              <w:rPr>
-                <w:sz w:val="20"/>
-                <w:szCs w:val="20"/>
-              </w:rPr>
-              <w:t>Frag</w:t>
-            </w:r>
-            <w:proofErr w:type="spellEnd"/>
-            <w:r>
-              <w:rPr>
-                <w:sz w:val="20"/>
-                <w:szCs w:val="20"/>
-              </w:rPr>
-              <w:t>.</w:t>
+                <w:sz w:val="20"/>
+                <w:szCs w:val="20"/>
+              </w:rPr>
+            </w:pPr>
+            <w:r>
+              <w:rPr>
+                <w:sz w:val="20"/>
+                <w:szCs w:val="20"/>
+              </w:rPr>
+              <w:t>185</w:t>
             </w:r>
           </w:p>
         </w:tc>
@@ -6457,34 +6353,16 @@
             <w:pPr>
               <w:jc w:val="center"/>
               <w:rPr>
-                <w:b/>
-                <w:bCs/>
-                <w:sz w:val="20"/>
-                <w:szCs w:val="20"/>
-              </w:rPr>
-            </w:pPr>
-            <w:r>
-              <w:rPr>
-                <w:sz w:val="20"/>
-                <w:szCs w:val="20"/>
-              </w:rPr>
-              <w:t xml:space="preserve">Bez </w:t>
-            </w:r>
-            <w:proofErr w:type="spellStart"/>
-            <w:r>
-              <w:rPr>
-                <w:sz w:val="20"/>
-                <w:szCs w:val="20"/>
-              </w:rPr>
-              <w:t>frag</w:t>
-            </w:r>
-            <w:proofErr w:type="spellEnd"/>
-            <w:r>
-              <w:rPr>
-                <w:sz w:val="20"/>
-                <w:szCs w:val="20"/>
-              </w:rPr>
-              <w:t>.</w:t>
+                <w:sz w:val="20"/>
+                <w:szCs w:val="20"/>
+              </w:rPr>
+            </w:pPr>
+            <w:r>
+              <w:rPr>
+                <w:sz w:val="20"/>
+                <w:szCs w:val="20"/>
+              </w:rPr>
+              <w:t>164</w:t>
             </w:r>
           </w:p>
         </w:tc>
@@ -6497,27 +6375,16 @@
             <w:pPr>
               <w:jc w:val="center"/>
               <w:rPr>
-                <w:b/>
-                <w:bCs/>
-                <w:sz w:val="20"/>
-                <w:szCs w:val="20"/>
-              </w:rPr>
-            </w:pPr>
-            <w:proofErr w:type="spellStart"/>
-            <w:r>
-              <w:rPr>
-                <w:sz w:val="20"/>
-                <w:szCs w:val="20"/>
-              </w:rPr>
-              <w:t>Frag</w:t>
-            </w:r>
-            <w:proofErr w:type="spellEnd"/>
-            <w:r>
-              <w:rPr>
-                <w:sz w:val="20"/>
-                <w:szCs w:val="20"/>
-              </w:rPr>
-              <w:t>.</w:t>
+                <w:sz w:val="20"/>
+                <w:szCs w:val="20"/>
+              </w:rPr>
+            </w:pPr>
+            <w:r>
+              <w:rPr>
+                <w:sz w:val="20"/>
+                <w:szCs w:val="20"/>
+              </w:rPr>
+              <w:t>0</w:t>
             </w:r>
           </w:p>
         </w:tc>
@@ -6530,34 +6397,16 @@
             <w:pPr>
               <w:jc w:val="center"/>
               <w:rPr>
-                <w:b/>
-                <w:bCs/>
-                <w:sz w:val="20"/>
-                <w:szCs w:val="20"/>
-              </w:rPr>
-            </w:pPr>
-            <w:r>
-              <w:rPr>
-                <w:sz w:val="20"/>
-                <w:szCs w:val="20"/>
-              </w:rPr>
-              <w:t xml:space="preserve">Bez </w:t>
-            </w:r>
-            <w:proofErr w:type="spellStart"/>
-            <w:r>
-              <w:rPr>
-                <w:sz w:val="20"/>
-                <w:szCs w:val="20"/>
-              </w:rPr>
-              <w:t>frag</w:t>
-            </w:r>
-            <w:proofErr w:type="spellEnd"/>
-            <w:r>
-              <w:rPr>
-                <w:sz w:val="20"/>
-                <w:szCs w:val="20"/>
-              </w:rPr>
-              <w:t>.</w:t>
+                <w:sz w:val="20"/>
+                <w:szCs w:val="20"/>
+              </w:rPr>
+            </w:pPr>
+            <w:r>
+              <w:rPr>
+                <w:sz w:val="20"/>
+                <w:szCs w:val="20"/>
+              </w:rPr>
+              <w:t>0</w:t>
             </w:r>
           </w:p>
         </w:tc>
@@ -6570,27 +6419,16 @@
             <w:pPr>
               <w:jc w:val="center"/>
               <w:rPr>
-                <w:b/>
-                <w:bCs/>
-                <w:sz w:val="20"/>
-                <w:szCs w:val="20"/>
-              </w:rPr>
-            </w:pPr>
-            <w:proofErr w:type="spellStart"/>
-            <w:r>
-              <w:rPr>
-                <w:sz w:val="20"/>
-                <w:szCs w:val="20"/>
-              </w:rPr>
-              <w:t>Frag</w:t>
-            </w:r>
-            <w:proofErr w:type="spellEnd"/>
-            <w:r>
-              <w:rPr>
-                <w:sz w:val="20"/>
-                <w:szCs w:val="20"/>
-              </w:rPr>
-              <w:t>.</w:t>
+                <w:sz w:val="20"/>
+                <w:szCs w:val="20"/>
+              </w:rPr>
+            </w:pPr>
+            <w:r>
+              <w:rPr>
+                <w:sz w:val="20"/>
+                <w:szCs w:val="20"/>
+              </w:rPr>
+              <w:t>0</w:t>
             </w:r>
           </w:p>
         </w:tc>
@@ -6603,34 +6441,16 @@
             <w:pPr>
               <w:jc w:val="center"/>
               <w:rPr>
-                <w:b/>
-                <w:bCs/>
-                <w:sz w:val="20"/>
-                <w:szCs w:val="20"/>
-              </w:rPr>
-            </w:pPr>
-            <w:r>
-              <w:rPr>
-                <w:sz w:val="20"/>
-                <w:szCs w:val="20"/>
-              </w:rPr>
-              <w:t xml:space="preserve">Bez </w:t>
-            </w:r>
-            <w:proofErr w:type="spellStart"/>
-            <w:r>
-              <w:rPr>
-                <w:sz w:val="20"/>
-                <w:szCs w:val="20"/>
-              </w:rPr>
-              <w:t>frag</w:t>
-            </w:r>
-            <w:proofErr w:type="spellEnd"/>
-            <w:r>
-              <w:rPr>
-                <w:sz w:val="20"/>
-                <w:szCs w:val="20"/>
-              </w:rPr>
-              <w:t>.</w:t>
+                <w:sz w:val="20"/>
+                <w:szCs w:val="20"/>
+              </w:rPr>
+            </w:pPr>
+            <w:r>
+              <w:rPr>
+                <w:sz w:val="20"/>
+                <w:szCs w:val="20"/>
+              </w:rPr>
+              <w:t>0</w:t>
             </w:r>
           </w:p>
         </w:tc>
@@ -6654,7 +6474,7 @@
                 <w:sz w:val="20"/>
                 <w:szCs w:val="20"/>
               </w:rPr>
-              <w:t>1</w:t>
+              <w:t>32</w:t>
             </w:r>
           </w:p>
         </w:tc>
@@ -6720,7 +6540,7 @@
                 <w:sz w:val="20"/>
                 <w:szCs w:val="20"/>
               </w:rPr>
-              <w:t>185</w:t>
+              <w:t>165</w:t>
             </w:r>
           </w:p>
         </w:tc>
@@ -6742,14 +6562,7 @@
                 <w:sz w:val="20"/>
                 <w:szCs w:val="20"/>
               </w:rPr>
-              <w:t>1</w:t>
-            </w:r>
-            <w:r>
-              <w:rPr>
-                <w:sz w:val="20"/>
-                <w:szCs w:val="20"/>
-              </w:rPr>
-              <w:t>64</w:t>
+              <w:t>164</w:t>
             </w:r>
           </w:p>
         </w:tc>
@@ -6771,7 +6584,7 @@
                 <w:sz w:val="20"/>
                 <w:szCs w:val="20"/>
               </w:rPr>
-              <w:t>0</w:t>
+              <w:t>259</w:t>
             </w:r>
           </w:p>
         </w:tc>
@@ -6793,7 +6606,7 @@
                 <w:sz w:val="20"/>
                 <w:szCs w:val="20"/>
               </w:rPr>
-              <w:t>0</w:t>
+              <w:t>347</w:t>
             </w:r>
           </w:p>
         </w:tc>
@@ -6815,7 +6628,7 @@
                 <w:sz w:val="20"/>
                 <w:szCs w:val="20"/>
               </w:rPr>
-              <w:t>0</w:t>
+              <w:t>355</w:t>
             </w:r>
           </w:p>
         </w:tc>
@@ -6837,7 +6650,7 @@
                 <w:sz w:val="20"/>
                 <w:szCs w:val="20"/>
               </w:rPr>
-              <w:t>0</w:t>
+              <w:t>376</w:t>
             </w:r>
           </w:p>
         </w:tc>
@@ -6861,7 +6674,7 @@
                 <w:sz w:val="20"/>
                 <w:szCs w:val="20"/>
               </w:rPr>
-              <w:t>32</w:t>
+              <w:t>128</w:t>
             </w:r>
           </w:p>
         </w:tc>
@@ -6883,6 +6696,50 @@
                 <w:sz w:val="20"/>
                 <w:szCs w:val="20"/>
               </w:rPr>
+              <w:t>162</w:t>
+            </w:r>
+          </w:p>
+        </w:tc>
+        <w:tc>
+          <w:tcPr>
+            <w:tcW w:w="1007" w:type="dxa"/>
+            <w:vAlign w:val="center"/>
+          </w:tcPr>
+          <w:p>
+            <w:pPr>
+              <w:jc w:val="center"/>
+              <w:rPr>
+                <w:sz w:val="20"/>
+                <w:szCs w:val="20"/>
+              </w:rPr>
+            </w:pPr>
+            <w:r>
+              <w:rPr>
+                <w:sz w:val="20"/>
+                <w:szCs w:val="20"/>
+              </w:rPr>
+              <w:t>162</w:t>
+            </w:r>
+          </w:p>
+        </w:tc>
+        <w:tc>
+          <w:tcPr>
+            <w:tcW w:w="1007" w:type="dxa"/>
+            <w:vAlign w:val="center"/>
+          </w:tcPr>
+          <w:p>
+            <w:pPr>
+              <w:jc w:val="center"/>
+              <w:rPr>
+                <w:sz w:val="20"/>
+                <w:szCs w:val="20"/>
+              </w:rPr>
+            </w:pPr>
+            <w:r>
+              <w:rPr>
+                <w:sz w:val="20"/>
+                <w:szCs w:val="20"/>
+              </w:rPr>
               <w:t>163</w:t>
             </w:r>
           </w:p>
@@ -6905,7 +6762,7 @@
                 <w:sz w:val="20"/>
                 <w:szCs w:val="20"/>
               </w:rPr>
-              <w:t>162</w:t>
+              <w:t>171</w:t>
             </w:r>
           </w:p>
         </w:tc>
@@ -6927,7 +6784,7 @@
                 <w:sz w:val="20"/>
                 <w:szCs w:val="20"/>
               </w:rPr>
-              <w:t>165</w:t>
+              <w:t>210</w:t>
             </w:r>
           </w:p>
         </w:tc>
@@ -6949,14 +6806,7 @@
                 <w:sz w:val="20"/>
                 <w:szCs w:val="20"/>
               </w:rPr>
-              <w:t>1</w:t>
-            </w:r>
-            <w:r>
-              <w:rPr>
-                <w:sz w:val="20"/>
-                <w:szCs w:val="20"/>
-              </w:rPr>
-              <w:t>64</w:t>
+              <w:t>205</w:t>
             </w:r>
           </w:p>
         </w:tc>
@@ -6978,7 +6828,7 @@
                 <w:sz w:val="20"/>
                 <w:szCs w:val="20"/>
               </w:rPr>
-              <w:t>259</w:t>
+              <w:t>405</w:t>
             </w:r>
           </w:p>
         </w:tc>
@@ -7000,51 +6850,7 @@
                 <w:sz w:val="20"/>
                 <w:szCs w:val="20"/>
               </w:rPr>
-              <w:t>347</w:t>
-            </w:r>
-          </w:p>
-        </w:tc>
-        <w:tc>
-          <w:tcPr>
-            <w:tcW w:w="1007" w:type="dxa"/>
-            <w:vAlign w:val="center"/>
-          </w:tcPr>
-          <w:p>
-            <w:pPr>
-              <w:jc w:val="center"/>
-              <w:rPr>
-                <w:sz w:val="20"/>
-                <w:szCs w:val="20"/>
-              </w:rPr>
-            </w:pPr>
-            <w:r>
-              <w:rPr>
-                <w:sz w:val="20"/>
-                <w:szCs w:val="20"/>
-              </w:rPr>
-              <w:t>355</w:t>
-            </w:r>
-          </w:p>
-        </w:tc>
-        <w:tc>
-          <w:tcPr>
-            <w:tcW w:w="1007" w:type="dxa"/>
-            <w:vAlign w:val="center"/>
-          </w:tcPr>
-          <w:p>
-            <w:pPr>
-              <w:jc w:val="center"/>
-              <w:rPr>
-                <w:sz w:val="20"/>
-                <w:szCs w:val="20"/>
-              </w:rPr>
-            </w:pPr>
-            <w:r>
-              <w:rPr>
-                <w:sz w:val="20"/>
-                <w:szCs w:val="20"/>
-              </w:rPr>
-              <w:t>376</w:t>
+              <w:t>345</w:t>
             </w:r>
           </w:p>
         </w:tc>
@@ -7068,7 +6874,7 @@
                 <w:sz w:val="20"/>
                 <w:szCs w:val="20"/>
               </w:rPr>
-              <w:t>128</w:t>
+              <w:t>1024</w:t>
             </w:r>
           </w:p>
         </w:tc>
@@ -7090,7 +6896,7 @@
                 <w:sz w:val="20"/>
                 <w:szCs w:val="20"/>
               </w:rPr>
-              <w:t>162</w:t>
+              <w:t>163</w:t>
             </w:r>
           </w:p>
         </w:tc>
@@ -7112,7 +6918,7 @@
                 <w:sz w:val="20"/>
                 <w:szCs w:val="20"/>
               </w:rPr>
-              <w:t>162</w:t>
+              <w:t>163</w:t>
             </w:r>
           </w:p>
         </w:tc>
@@ -7134,7 +6940,7 @@
                 <w:sz w:val="20"/>
                 <w:szCs w:val="20"/>
               </w:rPr>
-              <w:t>163</w:t>
+              <w:t>167</w:t>
             </w:r>
           </w:p>
         </w:tc>
@@ -7156,14 +6962,7 @@
                 <w:sz w:val="20"/>
                 <w:szCs w:val="20"/>
               </w:rPr>
-              <w:t>1</w:t>
-            </w:r>
-            <w:r>
-              <w:rPr>
-                <w:sz w:val="20"/>
-                <w:szCs w:val="20"/>
-              </w:rPr>
-              <w:t>71</w:t>
+              <w:t>175</w:t>
             </w:r>
           </w:p>
         </w:tc>
@@ -7185,7 +6984,7 @@
                 <w:sz w:val="20"/>
                 <w:szCs w:val="20"/>
               </w:rPr>
-              <w:t>210</w:t>
+              <w:t>186</w:t>
             </w:r>
           </w:p>
         </w:tc>
@@ -7207,7 +7006,7 @@
                 <w:sz w:val="20"/>
                 <w:szCs w:val="20"/>
               </w:rPr>
-              <w:t>205</w:t>
+              <w:t>260</w:t>
             </w:r>
           </w:p>
         </w:tc>
@@ -7229,7 +7028,7 @@
                 <w:sz w:val="20"/>
                 <w:szCs w:val="20"/>
               </w:rPr>
-              <w:t>405</w:t>
+              <w:t>-</w:t>
             </w:r>
           </w:p>
         </w:tc>
@@ -7251,7 +7050,7 @@
                 <w:sz w:val="20"/>
                 <w:szCs w:val="20"/>
               </w:rPr>
-              <w:t>345</w:t>
+              <w:t>-</w:t>
             </w:r>
           </w:p>
         </w:tc>
@@ -7275,7 +7074,8 @@
                 <w:sz w:val="20"/>
                 <w:szCs w:val="20"/>
               </w:rPr>
-              <w:t>1024</w:t>
+              <w:lastRenderedPageBreak/>
+              <w:t>2048</w:t>
             </w:r>
           </w:p>
         </w:tc>
@@ -7297,7 +7097,7 @@
                 <w:sz w:val="20"/>
                 <w:szCs w:val="20"/>
               </w:rPr>
-              <w:t>163</w:t>
+              <w:t>-</w:t>
             </w:r>
           </w:p>
         </w:tc>
@@ -7319,7 +7119,7 @@
                 <w:sz w:val="20"/>
                 <w:szCs w:val="20"/>
               </w:rPr>
-              <w:t>163</w:t>
+              <w:t>-</w:t>
             </w:r>
           </w:p>
         </w:tc>
@@ -7341,14 +7141,7 @@
                 <w:sz w:val="20"/>
                 <w:szCs w:val="20"/>
               </w:rPr>
-              <w:t>1</w:t>
-            </w:r>
-            <w:r>
-              <w:rPr>
-                <w:sz w:val="20"/>
-                <w:szCs w:val="20"/>
-              </w:rPr>
-              <w:t>67</w:t>
+              <w:t>-</w:t>
             </w:r>
           </w:p>
         </w:tc>
@@ -7370,14 +7163,7 @@
                 <w:sz w:val="20"/>
                 <w:szCs w:val="20"/>
               </w:rPr>
-              <w:t>1</w:t>
-            </w:r>
-            <w:r>
-              <w:rPr>
-                <w:sz w:val="20"/>
-                <w:szCs w:val="20"/>
-              </w:rPr>
-              <w:t>75</w:t>
+              <w:t>-</w:t>
             </w:r>
           </w:p>
         </w:tc>
@@ -7399,7 +7185,7 @@
                 <w:sz w:val="20"/>
                 <w:szCs w:val="20"/>
               </w:rPr>
-              <w:t>186</w:t>
+              <w:t>-</w:t>
             </w:r>
           </w:p>
         </w:tc>
@@ -7421,7 +7207,7 @@
                 <w:sz w:val="20"/>
                 <w:szCs w:val="20"/>
               </w:rPr>
-              <w:t>260</w:t>
+              <w:t>-</w:t>
             </w:r>
           </w:p>
         </w:tc>
@@ -7489,7 +7275,21 @@
                 <w:sz w:val="20"/>
                 <w:szCs w:val="20"/>
               </w:rPr>
-              <w:t>2048</w:t>
+              <w:t>Największy możliwy</w:t>
+            </w:r>
+            <w:r>
+              <w:rPr>
+                <w:sz w:val="20"/>
+                <w:szCs w:val="20"/>
+              </w:rPr>
+              <w:t xml:space="preserve"> bez fragmentowania</w:t>
+            </w:r>
+            <w:r>
+              <w:rPr>
+                <w:sz w:val="20"/>
+                <w:szCs w:val="20"/>
+              </w:rPr>
+              <w:t xml:space="preserve"> – 1472 (lub 996 dla VPN studenckiego)</w:t>
             </w:r>
           </w:p>
         </w:tc>
@@ -7511,7 +7311,7 @@
                 <w:sz w:val="20"/>
                 <w:szCs w:val="20"/>
               </w:rPr>
-              <w:t>-</w:t>
+              <w:t>163</w:t>
             </w:r>
           </w:p>
         </w:tc>
@@ -7533,7 +7333,7 @@
                 <w:sz w:val="20"/>
                 <w:szCs w:val="20"/>
               </w:rPr>
-              <w:t>-</w:t>
+              <w:t>163</w:t>
             </w:r>
           </w:p>
         </w:tc>
@@ -7555,7 +7355,7 @@
                 <w:sz w:val="20"/>
                 <w:szCs w:val="20"/>
               </w:rPr>
-              <w:t>-</w:t>
+              <w:t>187</w:t>
             </w:r>
           </w:p>
         </w:tc>
@@ -7577,222 +7377,7 @@
                 <w:sz w:val="20"/>
                 <w:szCs w:val="20"/>
               </w:rPr>
-              <w:t>-</w:t>
-            </w:r>
-          </w:p>
-        </w:tc>
-        <w:tc>
-          <w:tcPr>
-            <w:tcW w:w="1007" w:type="dxa"/>
-            <w:vAlign w:val="center"/>
-          </w:tcPr>
-          <w:p>
-            <w:pPr>
-              <w:jc w:val="center"/>
-              <w:rPr>
-                <w:sz w:val="20"/>
-                <w:szCs w:val="20"/>
-              </w:rPr>
-            </w:pPr>
-            <w:r>
-              <w:rPr>
-                <w:sz w:val="20"/>
-                <w:szCs w:val="20"/>
-              </w:rPr>
-              <w:t>-</w:t>
-            </w:r>
-          </w:p>
-        </w:tc>
-        <w:tc>
-          <w:tcPr>
-            <w:tcW w:w="1007" w:type="dxa"/>
-            <w:vAlign w:val="center"/>
-          </w:tcPr>
-          <w:p>
-            <w:pPr>
-              <w:jc w:val="center"/>
-              <w:rPr>
-                <w:sz w:val="20"/>
-                <w:szCs w:val="20"/>
-              </w:rPr>
-            </w:pPr>
-            <w:r>
-              <w:rPr>
-                <w:sz w:val="20"/>
-                <w:szCs w:val="20"/>
-              </w:rPr>
-              <w:t>-</w:t>
-            </w:r>
-          </w:p>
-        </w:tc>
-        <w:tc>
-          <w:tcPr>
-            <w:tcW w:w="1007" w:type="dxa"/>
-            <w:vAlign w:val="center"/>
-          </w:tcPr>
-          <w:p>
-            <w:pPr>
-              <w:jc w:val="center"/>
-              <w:rPr>
-                <w:sz w:val="20"/>
-                <w:szCs w:val="20"/>
-              </w:rPr>
-            </w:pPr>
-            <w:r>
-              <w:rPr>
-                <w:sz w:val="20"/>
-                <w:szCs w:val="20"/>
-              </w:rPr>
-              <w:t>-</w:t>
-            </w:r>
-          </w:p>
-        </w:tc>
-        <w:tc>
-          <w:tcPr>
-            <w:tcW w:w="1007" w:type="dxa"/>
-            <w:vAlign w:val="center"/>
-          </w:tcPr>
-          <w:p>
-            <w:pPr>
-              <w:jc w:val="center"/>
-              <w:rPr>
-                <w:sz w:val="20"/>
-                <w:szCs w:val="20"/>
-              </w:rPr>
-            </w:pPr>
-            <w:r>
-              <w:rPr>
-                <w:sz w:val="20"/>
-                <w:szCs w:val="20"/>
-              </w:rPr>
-              <w:t>-</w:t>
-            </w:r>
-          </w:p>
-        </w:tc>
-      </w:tr>
-      <w:tr>
-        <w:tc>
-          <w:tcPr>
-            <w:tcW w:w="1006" w:type="dxa"/>
-            <w:vAlign w:val="center"/>
-          </w:tcPr>
-          <w:p>
-            <w:pPr>
-              <w:jc w:val="center"/>
-              <w:rPr>
-                <w:sz w:val="20"/>
-                <w:szCs w:val="20"/>
-              </w:rPr>
-            </w:pPr>
-            <w:r>
-              <w:rPr>
-                <w:sz w:val="20"/>
-                <w:szCs w:val="20"/>
-              </w:rPr>
-              <w:lastRenderedPageBreak/>
-              <w:t>Największy możliwy – 1472 (lub 996 dla VPN studenckiego)</w:t>
-            </w:r>
-          </w:p>
-        </w:tc>
-        <w:tc>
-          <w:tcPr>
-            <w:tcW w:w="1007" w:type="dxa"/>
-            <w:vAlign w:val="center"/>
-          </w:tcPr>
-          <w:p>
-            <w:pPr>
-              <w:jc w:val="center"/>
-              <w:rPr>
-                <w:sz w:val="20"/>
-                <w:szCs w:val="20"/>
-              </w:rPr>
-            </w:pPr>
-            <w:r>
-              <w:rPr>
-                <w:sz w:val="20"/>
-                <w:szCs w:val="20"/>
-              </w:rPr>
-              <w:t>163</w:t>
-            </w:r>
-          </w:p>
-        </w:tc>
-        <w:tc>
-          <w:tcPr>
-            <w:tcW w:w="1007" w:type="dxa"/>
-            <w:vAlign w:val="center"/>
-          </w:tcPr>
-          <w:p>
-            <w:pPr>
-              <w:jc w:val="center"/>
-              <w:rPr>
-                <w:sz w:val="20"/>
-                <w:szCs w:val="20"/>
-              </w:rPr>
-            </w:pPr>
-            <w:r>
-              <w:rPr>
-                <w:sz w:val="20"/>
-                <w:szCs w:val="20"/>
-              </w:rPr>
-              <w:t>163</w:t>
-            </w:r>
-          </w:p>
-        </w:tc>
-        <w:tc>
-          <w:tcPr>
-            <w:tcW w:w="1007" w:type="dxa"/>
-            <w:vAlign w:val="center"/>
-          </w:tcPr>
-          <w:p>
-            <w:pPr>
-              <w:jc w:val="center"/>
-              <w:rPr>
-                <w:sz w:val="20"/>
-                <w:szCs w:val="20"/>
-              </w:rPr>
-            </w:pPr>
-            <w:r>
-              <w:rPr>
-                <w:sz w:val="20"/>
-                <w:szCs w:val="20"/>
-              </w:rPr>
-              <w:t>1</w:t>
-            </w:r>
-            <w:r>
-              <w:rPr>
-                <w:sz w:val="20"/>
-                <w:szCs w:val="20"/>
-              </w:rPr>
-              <w:t>87</w:t>
-            </w:r>
-          </w:p>
-        </w:tc>
-        <w:tc>
-          <w:tcPr>
-            <w:tcW w:w="1007" w:type="dxa"/>
-            <w:vAlign w:val="center"/>
-          </w:tcPr>
-          <w:p>
-            <w:pPr>
-              <w:jc w:val="center"/>
-              <w:rPr>
-                <w:sz w:val="20"/>
-                <w:szCs w:val="20"/>
-              </w:rPr>
-            </w:pPr>
-            <w:r>
-              <w:rPr>
-                <w:sz w:val="20"/>
-                <w:szCs w:val="20"/>
-              </w:rPr>
-              <w:t>1</w:t>
-            </w:r>
-            <w:r>
-              <w:rPr>
-                <w:sz w:val="20"/>
-                <w:szCs w:val="20"/>
-              </w:rPr>
-              <w:t>78</w:t>
+              <w:t>178</w:t>
             </w:r>
           </w:p>
         </w:tc>
@@ -7925,7 +7510,7 @@
       <w:tr>
         <w:tc>
           <w:tcPr>
-            <w:tcW w:w="1812" w:type="dxa"/>
+            <w:tcW w:w="2181" w:type="dxa"/>
             <w:vAlign w:val="center"/>
           </w:tcPr>
           <w:p>
@@ -7951,7 +7536,7 @@
         </w:tc>
         <w:tc>
           <w:tcPr>
-            <w:tcW w:w="1812" w:type="dxa"/>
+            <w:tcW w:w="1728" w:type="dxa"/>
             <w:vAlign w:val="center"/>
           </w:tcPr>
           <w:p>
@@ -7977,7 +7562,7 @@
         </w:tc>
         <w:tc>
           <w:tcPr>
-            <w:tcW w:w="1812" w:type="dxa"/>
+            <w:tcW w:w="1728" w:type="dxa"/>
             <w:vAlign w:val="center"/>
           </w:tcPr>
           <w:p>
@@ -7997,69 +7582,58 @@
                 <w:sz w:val="20"/>
                 <w:szCs w:val="20"/>
               </w:rPr>
-              <w:t xml:space="preserve">Windows – </w:t>
-            </w:r>
-            <w:proofErr w:type="spellStart"/>
-            <w:r>
+              <w:t>Windows – wi-fi</w:t>
+            </w:r>
+          </w:p>
+        </w:tc>
+        <w:tc>
+          <w:tcPr>
+            <w:tcW w:w="1689" w:type="dxa"/>
+            <w:vAlign w:val="center"/>
+          </w:tcPr>
+          <w:p>
+            <w:pPr>
+              <w:jc w:val="center"/>
               <w:rPr>
                 <w:b/>
                 <w:bCs/>
                 <w:sz w:val="20"/>
                 <w:szCs w:val="20"/>
               </w:rPr>
-              <w:t>wi-fi</w:t>
-            </w:r>
-            <w:proofErr w:type="spellEnd"/>
-          </w:p>
-        </w:tc>
-        <w:tc>
-          <w:tcPr>
-            <w:tcW w:w="1813" w:type="dxa"/>
-            <w:vAlign w:val="center"/>
-          </w:tcPr>
-          <w:p>
-            <w:pPr>
-              <w:jc w:val="center"/>
+            </w:pPr>
+            <w:r>
               <w:rPr>
                 <w:b/>
                 <w:bCs/>
                 <w:sz w:val="20"/>
                 <w:szCs w:val="20"/>
               </w:rPr>
-            </w:pPr>
-            <w:r>
+              <w:t>Linux – wi-fi</w:t>
+            </w:r>
+          </w:p>
+        </w:tc>
+        <w:tc>
+          <w:tcPr>
+            <w:tcW w:w="1736" w:type="dxa"/>
+            <w:vAlign w:val="center"/>
+          </w:tcPr>
+          <w:p>
+            <w:pPr>
+              <w:jc w:val="center"/>
               <w:rPr>
                 <w:b/>
                 <w:bCs/>
                 <w:sz w:val="20"/>
                 <w:szCs w:val="20"/>
               </w:rPr>
-              <w:t>Linux – wi-fi</w:t>
-            </w:r>
-          </w:p>
-        </w:tc>
-        <w:tc>
-          <w:tcPr>
-            <w:tcW w:w="1813" w:type="dxa"/>
-            <w:vAlign w:val="center"/>
-          </w:tcPr>
-          <w:p>
-            <w:pPr>
-              <w:jc w:val="center"/>
+            </w:pPr>
+            <w:r>
               <w:rPr>
                 <w:b/>
                 <w:bCs/>
                 <w:sz w:val="20"/>
                 <w:szCs w:val="20"/>
               </w:rPr>
-            </w:pPr>
-            <w:r>
-              <w:rPr>
-                <w:b/>
-                <w:bCs/>
-                <w:sz w:val="20"/>
-                <w:szCs w:val="20"/>
-              </w:rPr>
               <w:t>Linux – VPN studencki</w:t>
             </w:r>
           </w:p>
@@ -8068,7 +7642,7 @@
       <w:tr>
         <w:tc>
           <w:tcPr>
-            <w:tcW w:w="1812" w:type="dxa"/>
+            <w:tcW w:w="2181" w:type="dxa"/>
             <w:vAlign w:val="center"/>
           </w:tcPr>
           <w:p>
@@ -8093,7 +7667,7 @@
         </w:tc>
         <w:tc>
           <w:tcPr>
-            <w:tcW w:w="1812" w:type="dxa"/>
+            <w:tcW w:w="1728" w:type="dxa"/>
             <w:vAlign w:val="center"/>
           </w:tcPr>
           <w:p>
@@ -8115,7 +7689,7 @@
         </w:tc>
         <w:tc>
           <w:tcPr>
-            <w:tcW w:w="1812" w:type="dxa"/>
+            <w:tcW w:w="1728" w:type="dxa"/>
             <w:vAlign w:val="center"/>
           </w:tcPr>
           <w:p>
@@ -8137,7 +7711,7 @@
         </w:tc>
         <w:tc>
           <w:tcPr>
-            <w:tcW w:w="1813" w:type="dxa"/>
+            <w:tcW w:w="1689" w:type="dxa"/>
             <w:vAlign w:val="center"/>
           </w:tcPr>
           <w:p>
@@ -8159,7 +7733,7 @@
         </w:tc>
         <w:tc>
           <w:tcPr>
-            <w:tcW w:w="1813" w:type="dxa"/>
+            <w:tcW w:w="1736" w:type="dxa"/>
             <w:vAlign w:val="center"/>
           </w:tcPr>
           <w:p>
@@ -8183,7 +7757,7 @@
       <w:tr>
         <w:tc>
           <w:tcPr>
-            <w:tcW w:w="1812" w:type="dxa"/>
+            <w:tcW w:w="2181" w:type="dxa"/>
             <w:vAlign w:val="center"/>
           </w:tcPr>
           <w:p>
@@ -8212,7 +7786,7 @@
         </w:tc>
         <w:tc>
           <w:tcPr>
-            <w:tcW w:w="1812" w:type="dxa"/>
+            <w:tcW w:w="1728" w:type="dxa"/>
             <w:vAlign w:val="center"/>
           </w:tcPr>
           <w:p>
@@ -8234,7 +7808,7 @@
         </w:tc>
         <w:tc>
           <w:tcPr>
-            <w:tcW w:w="1812" w:type="dxa"/>
+            <w:tcW w:w="1728" w:type="dxa"/>
             <w:vAlign w:val="center"/>
           </w:tcPr>
           <w:p>
@@ -8256,7 +7830,7 @@
         </w:tc>
         <w:tc>
           <w:tcPr>
-            <w:tcW w:w="1813" w:type="dxa"/>
+            <w:tcW w:w="1689" w:type="dxa"/>
             <w:vAlign w:val="center"/>
           </w:tcPr>
           <w:p>
@@ -8278,7 +7852,7 @@
         </w:tc>
         <w:tc>
           <w:tcPr>
-            <w:tcW w:w="1813" w:type="dxa"/>
+            <w:tcW w:w="1736" w:type="dxa"/>
             <w:vAlign w:val="center"/>
           </w:tcPr>
           <w:p>
@@ -8309,13 +7883,6 @@
       </w:pPr>
     </w:p>
     <w:p>
-      <w:r>
-        <w:pict w14:anchorId="4B21D338">
-          <v:rect id="_x0000_i1027" style="width:0;height:1.5pt" o:hralign="center" o:hrstd="t" o:hr="t" fillcolor="#a0a0a0" stroked="f"/>
-        </w:pict>
-      </w:r>
-    </w:p>
-    <w:p>
       <w:pPr>
         <w:rPr>
           <w:b/>
@@ -8327,7 +7894,36 @@
           <w:b/>
           <w:bCs/>
         </w:rPr>
-        <w:t>4. Analiza wyników i wnioski</w:t>
+        <w:t>3.5 Pomiary w zależności od rozmiaru pakietu (na komputer kolegi przez jedną sieć)</w:t>
+      </w:r>
+    </w:p>
+    <w:p>
+      <w:r>
+        <w:t>Mały rozmiar (32</w:t>
+      </w:r>
+      <w:r>
+        <w:t xml:space="preserve"> bajty</w:t>
+      </w:r>
+      <w:r>
+        <w:t>) – 16ms</w:t>
+      </w:r>
+    </w:p>
+    <w:p>
+      <w:r>
+        <w:t>Duży rozmiar (maksymalny – 65500</w:t>
+      </w:r>
+      <w:r>
+        <w:t xml:space="preserve"> bajty</w:t>
+      </w:r>
+      <w:r>
+        <w:t>) – 63ms</w:t>
+      </w:r>
+    </w:p>
+    <w:p>
+      <w:r>
+        <w:pict w14:anchorId="4B21D338">
+          <v:rect id="_x0000_i1027" style="width:0;height:1.5pt" o:hralign="center" o:bullet="t" o:hrstd="t" o:hr="t" fillcolor="#a0a0a0" stroked="f"/>
+        </w:pict>
       </w:r>
     </w:p>
     <w:p>
@@ -8342,7 +7938,227 @@
           <w:b/>
           <w:bCs/>
         </w:rPr>
-        <w:t>4.1. Analiza tras sieciowych</w:t>
+        <w:t>4 Kapsułkowanie (program Wireshark)</w:t>
+      </w:r>
+    </w:p>
+    <w:p>
+      <w:pPr>
+        <w:rPr>
+          <w:rFonts w:ascii="Consolas" w:hAnsi="Consolas"/>
+          <w:sz w:val="20"/>
+          <w:szCs w:val="20"/>
+        </w:rPr>
+      </w:pPr>
+      <w:r>
+        <w:rPr>
+          <w:rFonts w:ascii="Consolas" w:hAnsi="Consolas"/>
+          <w:sz w:val="20"/>
+          <w:szCs w:val="20"/>
+        </w:rPr>
+        <w:t>+-----------------------------------------------------------+</w:t>
+      </w:r>
+    </w:p>
+    <w:p>
+      <w:pPr>
+        <w:rPr>
+          <w:rFonts w:ascii="Consolas" w:hAnsi="Consolas"/>
+          <w:sz w:val="20"/>
+          <w:szCs w:val="20"/>
+        </w:rPr>
+      </w:pPr>
+      <w:r>
+        <w:rPr>
+          <w:rFonts w:ascii="Consolas" w:hAnsi="Consolas"/>
+          <w:sz w:val="20"/>
+          <w:szCs w:val="20"/>
+        </w:rPr>
+        <w:t>| Warstwa Łącza Danych (Ethernet): nagłówek + [pakiet IP]   |</w:t>
+      </w:r>
+      <w:r>
+        <w:rPr>
+          <w:rFonts w:ascii="Consolas" w:hAnsi="Consolas"/>
+          <w:sz w:val="20"/>
+          <w:szCs w:val="20"/>
+        </w:rPr>
+        <w:t xml:space="preserve"> &lt;- ramka</w:t>
+      </w:r>
+    </w:p>
+    <w:p>
+      <w:pPr>
+        <w:rPr>
+          <w:rFonts w:ascii="Consolas" w:hAnsi="Consolas"/>
+          <w:sz w:val="20"/>
+          <w:szCs w:val="20"/>
+        </w:rPr>
+      </w:pPr>
+      <w:r>
+        <w:rPr>
+          <w:rFonts w:ascii="Consolas" w:hAnsi="Consolas"/>
+          <w:sz w:val="20"/>
+          <w:szCs w:val="20"/>
+        </w:rPr>
+        <w:t>|    +--------------------------------------------------+   |</w:t>
+      </w:r>
+    </w:p>
+    <w:p>
+      <w:pPr>
+        <w:rPr>
+          <w:rFonts w:ascii="Consolas" w:hAnsi="Consolas"/>
+          <w:sz w:val="20"/>
+          <w:szCs w:val="20"/>
+        </w:rPr>
+      </w:pPr>
+      <w:r>
+        <w:rPr>
+          <w:rFonts w:ascii="Consolas" w:hAnsi="Consolas"/>
+          <w:sz w:val="20"/>
+          <w:szCs w:val="20"/>
+        </w:rPr>
+        <w:t>|    | Warstwa Sieci (IPv4): nagłówek + [ICMP]          |   |</w:t>
+      </w:r>
+      <w:r>
+        <w:rPr>
+          <w:rFonts w:ascii="Consolas" w:hAnsi="Consolas"/>
+          <w:sz w:val="20"/>
+          <w:szCs w:val="20"/>
+        </w:rPr>
+        <w:t xml:space="preserve"> &lt;- datagram</w:t>
+      </w:r>
+    </w:p>
+    <w:p>
+      <w:pPr>
+        <w:rPr>
+          <w:rFonts w:ascii="Consolas" w:hAnsi="Consolas"/>
+          <w:sz w:val="20"/>
+          <w:szCs w:val="20"/>
+        </w:rPr>
+      </w:pPr>
+      <w:r>
+        <w:rPr>
+          <w:rFonts w:ascii="Consolas" w:hAnsi="Consolas"/>
+          <w:sz w:val="20"/>
+          <w:szCs w:val="20"/>
+        </w:rPr>
+        <w:t>|    |    +-----------------------------------------+   |   |</w:t>
+      </w:r>
+    </w:p>
+    <w:p>
+      <w:pPr>
+        <w:rPr>
+          <w:rFonts w:ascii="Consolas" w:hAnsi="Consolas"/>
+          <w:sz w:val="20"/>
+          <w:szCs w:val="20"/>
+        </w:rPr>
+      </w:pPr>
+      <w:r>
+        <w:rPr>
+          <w:rFonts w:ascii="Consolas" w:hAnsi="Consolas"/>
+          <w:sz w:val="20"/>
+          <w:szCs w:val="20"/>
+        </w:rPr>
+        <w:t>|    |    | Warstwa Internet Control (ICMP) + dane  |   |   |</w:t>
+      </w:r>
+    </w:p>
+    <w:p>
+      <w:pPr>
+        <w:rPr>
+          <w:rFonts w:ascii="Consolas" w:hAnsi="Consolas"/>
+          <w:sz w:val="20"/>
+          <w:szCs w:val="20"/>
+        </w:rPr>
+      </w:pPr>
+      <w:r>
+        <w:rPr>
+          <w:rFonts w:ascii="Consolas" w:hAnsi="Consolas"/>
+          <w:sz w:val="20"/>
+          <w:szCs w:val="20"/>
+        </w:rPr>
+        <w:t>|    |    +-----------------------------------------+   |   |</w:t>
+      </w:r>
+    </w:p>
+    <w:p>
+      <w:pPr>
+        <w:rPr>
+          <w:rFonts w:ascii="Consolas" w:hAnsi="Consolas"/>
+          <w:sz w:val="20"/>
+          <w:szCs w:val="20"/>
+        </w:rPr>
+      </w:pPr>
+      <w:r>
+        <w:rPr>
+          <w:rFonts w:ascii="Consolas" w:hAnsi="Consolas"/>
+          <w:sz w:val="20"/>
+          <w:szCs w:val="20"/>
+        </w:rPr>
+        <w:t>|    +--------------------------------------------------+   |</w:t>
+      </w:r>
+    </w:p>
+    <w:p>
+      <w:pPr>
+        <w:rPr>
+          <w:rFonts w:ascii="Consolas" w:hAnsi="Consolas"/>
+          <w:sz w:val="20"/>
+          <w:szCs w:val="20"/>
+        </w:rPr>
+      </w:pPr>
+      <w:r>
+        <w:rPr>
+          <w:rFonts w:ascii="Consolas" w:hAnsi="Consolas"/>
+          <w:sz w:val="20"/>
+          <w:szCs w:val="20"/>
+        </w:rPr>
+        <w:t>+-----------------------------------------------------------+</w:t>
+      </w:r>
+    </w:p>
+    <w:p>
+      <w:r>
+        <w:pict w14:anchorId="09A1EBDB">
+          <v:rect id="_x0000_i1029" style="width:0;height:1.5pt" o:hralign="center" o:hrstd="t" o:hr="t" fillcolor="#a0a0a0" stroked="f"/>
+        </w:pict>
+      </w:r>
+    </w:p>
+    <w:p>
+      <w:pPr>
+        <w:rPr>
+          <w:b/>
+          <w:bCs/>
+        </w:rPr>
+      </w:pPr>
+      <w:r>
+        <w:rPr>
+          <w:b/>
+          <w:bCs/>
+        </w:rPr>
+        <w:t>5</w:t>
+      </w:r>
+      <w:r>
+        <w:rPr>
+          <w:b/>
+          <w:bCs/>
+        </w:rPr>
+        <w:t>. Analiza wyników i wnioski</w:t>
+      </w:r>
+    </w:p>
+    <w:p>
+      <w:pPr>
+        <w:rPr>
+          <w:b/>
+          <w:bCs/>
+        </w:rPr>
+      </w:pPr>
+      <w:r>
+        <w:rPr>
+          <w:b/>
+          <w:bCs/>
+        </w:rPr>
+        <w:t>5</w:t>
+      </w:r>
+      <w:r>
+        <w:rPr>
+          <w:b/>
+          <w:bCs/>
+        </w:rPr>
+        <w:t>.1. Analiza tras sieciowych</w:t>
       </w:r>
     </w:p>
     <w:p>
@@ -8365,11 +8181,9 @@
       <w:r>
         <w:t xml:space="preserve">Wyspy </w:t>
       </w:r>
-      <w:proofErr w:type="spellStart"/>
       <w:r>
         <w:t>Chathama</w:t>
       </w:r>
-      <w:proofErr w:type="spellEnd"/>
       <w:r>
         <w:t xml:space="preserve"> czy </w:t>
       </w:r>
@@ -8389,18 +8203,11 @@
           <w:b/>
           <w:bCs/>
         </w:rPr>
+        <w:lastRenderedPageBreak/>
         <w:t>Porównanie połączeń:</w:t>
       </w:r>
       <w:r>
-        <w:t xml:space="preserve"> Zarówno połączenia przewodowe, jak i bezprzewodowe (zarówno Windows, jak i Linux) wykazują zbliżone wyniki co do liczby skoków, jednak czasy odpowiedzi różnią się nieznacznie – przy </w:t>
-      </w:r>
-      <w:proofErr w:type="spellStart"/>
-      <w:r>
-        <w:t>WiFi</w:t>
-      </w:r>
-      <w:proofErr w:type="spellEnd"/>
-      <w:r>
-        <w:t xml:space="preserve"> czasy bywają wyższe, co może być spowodowane dodatkowym opóźnieniem charakterystycznym dla sieci bezprzewodowych.</w:t>
+        <w:t xml:space="preserve"> Zarówno połączenia przewodowe, jak i bezprzewodowe (zarówno Windows, jak i Linux) wykazują zbliżone wyniki co do liczby skoków, jednak czasy odpowiedzi różnią się nieznacznie – przy WiFi czasy bywają wyższe, co może być spowodowane dodatkowym opóźnieniem charakterystycznym dla sieci bezprzewodowych.</w:t>
       </w:r>
     </w:p>
     <w:p>
@@ -8415,49 +8222,32 @@
           <w:b/>
           <w:bCs/>
         </w:rPr>
-        <w:t xml:space="preserve">Średnica </w:t>
-      </w:r>
-      <w:proofErr w:type="spellStart"/>
-      <w:r>
+        <w:t>Średnica internetu:</w:t>
+      </w:r>
+      <w:r>
+        <w:t xml:space="preserve"> Najdłuższe trasy (np. 30 skoków do chathamislands.co.nz przy VPN) mogą być traktowane jako przykład „średnicy” internetu – określenie najdłuższej znalezionej trasy, co pokazuje złożoność globalnej sieci.</w:t>
+      </w:r>
+    </w:p>
+    <w:p>
+      <w:pPr>
         <w:rPr>
           <w:b/>
           <w:bCs/>
         </w:rPr>
-        <w:t>internetu</w:t>
-      </w:r>
-      <w:proofErr w:type="spellEnd"/>
+      </w:pPr>
       <w:r>
         <w:rPr>
           <w:b/>
           <w:bCs/>
         </w:rPr>
-        <w:t>:</w:t>
-      </w:r>
-      <w:r>
-        <w:t xml:space="preserve"> Najdłuższe trasy (np. 30 skoków do chathamislands.co.nz przy VPN) mogą być traktowane jako przykład „średnicy” </w:t>
-      </w:r>
-      <w:proofErr w:type="spellStart"/>
-      <w:r>
-        <w:t>internetu</w:t>
-      </w:r>
-      <w:proofErr w:type="spellEnd"/>
-      <w:r>
-        <w:t xml:space="preserve"> – określenie najdłuższej znalezionej trasy, co pokazuje złożoność globalnej sieci.</w:t>
-      </w:r>
-    </w:p>
-    <w:p>
-      <w:pPr>
+        <w:t>5</w:t>
+      </w:r>
+      <w:r>
         <w:rPr>
           <w:b/>
           <w:bCs/>
         </w:rPr>
-      </w:pPr>
-      <w:r>
-        <w:rPr>
-          <w:b/>
-          <w:bCs/>
-        </w:rPr>
-        <w:t>4.2. Wpływ rozmiaru pakietu i fragmentacji</w:t>
+        <w:t>.2. Wpływ rozmiaru pakietu i fragmentacji</w:t>
       </w:r>
     </w:p>
     <w:p>
@@ -8481,23 +8271,16 @@
         <w:t>ponad próg 1472</w:t>
       </w:r>
       <w:r>
-        <w:t xml:space="preserve"> bajtów, obserwuje się błąd (</w:t>
-      </w:r>
-      <w:proofErr w:type="spellStart"/>
-      <w:r>
-        <w:t>Request</w:t>
-      </w:r>
-      <w:proofErr w:type="spellEnd"/>
-      <w:r>
-        <w:t xml:space="preserve"> </w:t>
-      </w:r>
-      <w:proofErr w:type="spellStart"/>
-      <w:r>
-        <w:t>timed</w:t>
-      </w:r>
-      <w:proofErr w:type="spellEnd"/>
-      <w:r>
-        <w:t xml:space="preserve"> out lub komunikat o konieczności fragmentacji przy ustawionym DF).</w:t>
+        <w:t xml:space="preserve"> bajtów, obserwuje się błąd (Request timed out lub komunikat o konieczności fragmentacji przy ustawionym DF)</w:t>
+      </w:r>
+      <w:r>
+        <w:t xml:space="preserve"> – maksymalny rozmiar jest ustalony przez serwer docelowy oraz dostawcę internetu</w:t>
+      </w:r>
+      <w:r>
+        <w:t>.</w:t>
+      </w:r>
+      <w:r>
+        <w:t xml:space="preserve"> Wysyłając na komputer kolegi przez sieć udostępnioną z telefonu maksymalny pakiet może mieć 65500 bajtów (maksymalny rozmiar dopuszczony w aplikacji). Różnice w opóźnieniu są wtedy zauważalne (16ms a 63ms, dla bardziej oddalonych serwerów różnice są jeszcze większe). Spowodowane jest to wysyłaniem każdego sfragmentowanego pakietu oddzielnie i konieczności ponownego ich łączenia. </w:t>
       </w:r>
     </w:p>
     <w:p>
@@ -8541,7 +8324,14 @@
           <w:b/>
           <w:bCs/>
         </w:rPr>
-        <w:t>4.3. Wnioski dotyczące narzędzi</w:t>
+        <w:t>5</w:t>
+      </w:r>
+      <w:r>
+        <w:rPr>
+          <w:b/>
+          <w:bCs/>
+        </w:rPr>
+        <w:t>.3. Wnioski dotyczące narzędzi</w:t>
       </w:r>
     </w:p>
     <w:p>
@@ -8571,7 +8361,6 @@
           <w:b/>
           <w:bCs/>
         </w:rPr>
-        <w:lastRenderedPageBreak/>
         <w:t>Liczba węzłów:</w:t>
       </w:r>
       <w:r>
@@ -8632,9 +8421,277 @@
           <w:b/>
           <w:bCs/>
         </w:rPr>
-        <w:t xml:space="preserve">b) </w:t>
-      </w:r>
-      <w:proofErr w:type="spellStart"/>
+        <w:t>b) Traceroute:</w:t>
+      </w:r>
+    </w:p>
+    <w:p>
+      <w:pPr>
+        <w:numPr>
+          <w:ilvl w:val="0"/>
+          <w:numId w:val="10"/>
+        </w:numPr>
+      </w:pPr>
+      <w:r>
+        <w:rPr>
+          <w:b/>
+          <w:bCs/>
+        </w:rPr>
+        <w:t>Opis wyników:</w:t>
+      </w:r>
+      <w:r>
+        <w:t xml:space="preserve"> Narzędzie traceroute wypisuje całą trasę, przez którą przechodzi pakiet, wraz z adresami IP oraz czasami odpowiedzi z poszczególnych węzłów. </w:t>
+      </w:r>
+    </w:p>
+    <w:p>
+      <w:pPr>
+        <w:numPr>
+          <w:ilvl w:val="1"/>
+          <w:numId w:val="10"/>
+        </w:numPr>
+      </w:pPr>
+      <w:r>
+        <w:rPr>
+          <w:b/>
+          <w:bCs/>
+        </w:rPr>
+        <w:t>Na systemie Linux:</w:t>
+      </w:r>
+      <w:r>
+        <w:t xml:space="preserve"> Wynik zawiera szczegółowe informacje, gdzie dla każdego skoku podawany jest adres IP, nazwa hosta (jeśli dostępna) oraz czasy odpowiedzi.</w:t>
+      </w:r>
+    </w:p>
+    <w:p>
+      <w:pPr>
+        <w:numPr>
+          <w:ilvl w:val="1"/>
+          <w:numId w:val="10"/>
+        </w:numPr>
+      </w:pPr>
+      <w:r>
+        <w:rPr>
+          <w:b/>
+          <w:bCs/>
+        </w:rPr>
+        <w:lastRenderedPageBreak/>
+        <w:t>Na systemie Windows:</w:t>
+      </w:r>
+      <w:r>
+        <w:t xml:space="preserve"> Wyniki są podobne, choć mogą być przedstawione w nieco uproszczonej formie – głównie wyświetlając numery skoków, adresy oraz czasy.</w:t>
+      </w:r>
+    </w:p>
+    <w:p>
+      <w:pPr>
+        <w:numPr>
+          <w:ilvl w:val="0"/>
+          <w:numId w:val="10"/>
+        </w:numPr>
+      </w:pPr>
+      <w:r>
+        <w:rPr>
+          <w:b/>
+          <w:bCs/>
+        </w:rPr>
+        <w:t>Znaczenie:</w:t>
+      </w:r>
+      <w:r>
+        <w:t xml:space="preserve"> Analiza wyników traceroute umożliwia identyfikację wąskich gardeł w sieci oraz lokalizację punktów, w których mogą występować opóźnienia lub utrata pakietów.</w:t>
+      </w:r>
+    </w:p>
+    <w:p>
+      <w:pPr>
+        <w:rPr>
+          <w:b/>
+          <w:bCs/>
+        </w:rPr>
+      </w:pPr>
+      <w:r>
+        <w:rPr>
+          <w:b/>
+          <w:bCs/>
+        </w:rPr>
+        <w:t>c) Wireshark:</w:t>
+      </w:r>
+    </w:p>
+    <w:p>
+      <w:pPr>
+        <w:numPr>
+          <w:ilvl w:val="0"/>
+          <w:numId w:val="11"/>
+        </w:numPr>
+      </w:pPr>
+      <w:r>
+        <w:rPr>
+          <w:b/>
+          <w:bCs/>
+        </w:rPr>
+        <w:t>Funkcjonalność:</w:t>
+      </w:r>
+      <w:r>
+        <w:t xml:space="preserve"> Wireshark to narzędzie do analizy ruchu sieciowego, które umożliwia przechwytywanie oraz szczegółową analizę pakietów przesyłanych w sieci.</w:t>
+      </w:r>
+    </w:p>
+    <w:p>
+      <w:pPr>
+        <w:numPr>
+          <w:ilvl w:val="0"/>
+          <w:numId w:val="11"/>
+        </w:numPr>
+      </w:pPr>
+      <w:r>
+        <w:rPr>
+          <w:b/>
+          <w:bCs/>
+        </w:rPr>
+        <w:t>Co można znaleźć:</w:t>
+      </w:r>
+      <w:r>
+        <w:t xml:space="preserve"> Umożliwia analizę protokołów (m.in. ICMP, TCP, UDP), monitorowanie rozmiaru pakietów, wartości TTL, a także zawartości przesyłanych wiadomości.</w:t>
+      </w:r>
+    </w:p>
+    <w:p>
+      <w:pPr>
+        <w:numPr>
+          <w:ilvl w:val="0"/>
+          <w:numId w:val="11"/>
+        </w:numPr>
+      </w:pPr>
+      <w:r>
+        <w:rPr>
+          <w:b/>
+          <w:bCs/>
+        </w:rPr>
+        <w:t>Przykładowe zastosowanie:</w:t>
+      </w:r>
+      <w:r>
+        <w:t xml:space="preserve"> W badaniach, przy połączeniu z innym komputerem, można było przy pomocy filtru ICMP przechwytywać komunikaty ping, obserwować zmiany rozmiaru pakietu, modyfikacje TTL oraz treści wysyłanych wiadomości (</w:t>
+      </w:r>
+      <w:r>
+        <w:t>w programie ping w systemie Linux można ustawić wiadomość, która jest przechwytywana przez program Wireshark</w:t>
+      </w:r>
+      <w:r>
+        <w:t>).</w:t>
+      </w:r>
+    </w:p>
+    <w:p>
+      <w:r>
+        <w:pict w14:anchorId="6BB0F211">
+          <v:rect id="_x0000_i1028" style="width:0;height:1.5pt" o:hralign="center" o:hrstd="t" o:hr="t" fillcolor="#a0a0a0" stroked="f"/>
+        </w:pict>
+      </w:r>
+    </w:p>
+    <w:p>
+      <w:pPr>
+        <w:rPr>
+          <w:b/>
+          <w:bCs/>
+        </w:rPr>
+      </w:pPr>
+      <w:r>
+        <w:rPr>
+          <w:b/>
+          <w:bCs/>
+        </w:rPr>
+        <w:t>6</w:t>
+      </w:r>
+      <w:r>
+        <w:rPr>
+          <w:b/>
+          <w:bCs/>
+        </w:rPr>
+        <w:t>. Podsumowanie i wnioski</w:t>
+      </w:r>
+    </w:p>
+    <w:p>
+      <w:pPr>
+        <w:numPr>
+          <w:ilvl w:val="0"/>
+          <w:numId w:val="12"/>
+        </w:numPr>
+      </w:pPr>
+      <w:r>
+        <w:rPr>
+          <w:b/>
+          <w:bCs/>
+        </w:rPr>
+        <w:t>Różnorodność tras sieciowych:</w:t>
+      </w:r>
+      <w:r>
+        <w:t xml:space="preserve"> Wyniki pomiarów ping ukazują, że liczba skoków oraz czasy odpowiedzi zależą od geograficznej lokalizacji docelowego serwera oraz użytej metody połączenia (Ethernet, WiFi, VPN).</w:t>
+      </w:r>
+    </w:p>
+    <w:p>
+      <w:pPr>
+        <w:numPr>
+          <w:ilvl w:val="0"/>
+          <w:numId w:val="12"/>
+        </w:numPr>
+      </w:pPr>
+      <w:r>
+        <w:rPr>
+          <w:b/>
+          <w:bCs/>
+        </w:rPr>
+        <w:t>Wpływ rozmiaru pakietu:</w:t>
+      </w:r>
+      <w:r>
+        <w:t xml:space="preserve"> Zwiększenie rozmiaru pakietu powoduje, że przy osiągnięciu pewnego progu (</w:t>
+      </w:r>
+      <w:r>
+        <w:t>&gt;1472</w:t>
+      </w:r>
+      <w:r>
+        <w:t xml:space="preserve"> bajtów) pakiety nie są przesyłane z powodu konieczności fragmentacji, co podkreśla ograniczenia wynikające z ustawień MTU.</w:t>
+      </w:r>
+      <w:r>
+        <w:t xml:space="preserve"> Wielkość pakietu wpływa na opóźnienie</w:t>
+      </w:r>
+      <w:r>
+        <w:t>.</w:t>
+      </w:r>
+    </w:p>
+    <w:p>
+      <w:pPr>
+        <w:numPr>
+          <w:ilvl w:val="0"/>
+          <w:numId w:val="12"/>
+        </w:numPr>
+      </w:pPr>
+      <w:r>
+        <w:rPr>
+          <w:b/>
+          <w:bCs/>
+        </w:rPr>
+        <w:t>Narzędzia diagnostyczne:</w:t>
+      </w:r>
+      <w:r>
+        <w:t xml:space="preserve"> </w:t>
+      </w:r>
+    </w:p>
+    <w:p>
+      <w:pPr>
+        <w:numPr>
+          <w:ilvl w:val="1"/>
+          <w:numId w:val="12"/>
+        </w:numPr>
+      </w:pPr>
+      <w:r>
+        <w:rPr>
+          <w:b/>
+          <w:bCs/>
+        </w:rPr>
+        <w:t>Ping</w:t>
+      </w:r>
+      <w:r>
+        <w:t xml:space="preserve"> umożliwia określenie liczby węzłów na trasie oraz analizę wpływu rozmiaru pakietu na czasy propagacji.</w:t>
+      </w:r>
+    </w:p>
+    <w:p>
+      <w:pPr>
+        <w:numPr>
+          <w:ilvl w:val="1"/>
+          <w:numId w:val="12"/>
+        </w:numPr>
+      </w:pPr>
       <w:r>
         <w:rPr>
           <w:b/>
@@ -8642,118 +8699,17 @@
         </w:rPr>
         <w:t>Traceroute</w:t>
       </w:r>
-      <w:proofErr w:type="spellEnd"/>
-      <w:r>
-        <w:rPr>
-          <w:b/>
-          <w:bCs/>
-        </w:rPr>
-        <w:t>:</w:t>
+      <w:r>
+        <w:t xml:space="preserve"> pozwala zobaczyć pełną trasę pakietu, co jest pomocne przy diagnozowaniu problemów w sieci.</w:t>
       </w:r>
     </w:p>
     <w:p>
       <w:pPr>
         <w:numPr>
-          <w:ilvl w:val="0"/>
-          <w:numId w:val="10"/>
+          <w:ilvl w:val="1"/>
+          <w:numId w:val="12"/>
         </w:numPr>
       </w:pPr>
-      <w:r>
-        <w:rPr>
-          <w:b/>
-          <w:bCs/>
-        </w:rPr>
-        <w:t>Opis wyników:</w:t>
-      </w:r>
-      <w:r>
-        <w:t xml:space="preserve"> Narzędzie </w:t>
-      </w:r>
-      <w:proofErr w:type="spellStart"/>
-      <w:r>
-        <w:t>traceroute</w:t>
-      </w:r>
-      <w:proofErr w:type="spellEnd"/>
-      <w:r>
-        <w:t xml:space="preserve"> wypisuje całą trasę, przez którą przechodzi pakiet, wraz z adresami IP oraz czasami odpowiedzi z poszczególnych węzłów. </w:t>
-      </w:r>
-    </w:p>
-    <w:p>
-      <w:pPr>
-        <w:numPr>
-          <w:ilvl w:val="1"/>
-          <w:numId w:val="10"/>
-        </w:numPr>
-      </w:pPr>
-      <w:r>
-        <w:rPr>
-          <w:b/>
-          <w:bCs/>
-        </w:rPr>
-        <w:t>Na systemie Linux:</w:t>
-      </w:r>
-      <w:r>
-        <w:t xml:space="preserve"> Wynik zawiera szczegółowe informacje, gdzie dla każdego skoku podawany jest adres IP, nazwa hosta (jeśli dostępna) oraz czasy odpowiedzi.</w:t>
-      </w:r>
-    </w:p>
-    <w:p>
-      <w:pPr>
-        <w:numPr>
-          <w:ilvl w:val="1"/>
-          <w:numId w:val="10"/>
-        </w:numPr>
-      </w:pPr>
-      <w:r>
-        <w:rPr>
-          <w:b/>
-          <w:bCs/>
-        </w:rPr>
-        <w:t>Na systemie Windows:</w:t>
-      </w:r>
-      <w:r>
-        <w:t xml:space="preserve"> Wyniki są podobne, choć mogą być przedstawione w nieco uproszczonej formie – głównie wyświetlając numery skoków, adresy oraz czasy.</w:t>
-      </w:r>
-    </w:p>
-    <w:p>
-      <w:pPr>
-        <w:numPr>
-          <w:ilvl w:val="0"/>
-          <w:numId w:val="10"/>
-        </w:numPr>
-      </w:pPr>
-      <w:r>
-        <w:rPr>
-          <w:b/>
-          <w:bCs/>
-        </w:rPr>
-        <w:t>Znaczenie:</w:t>
-      </w:r>
-      <w:r>
-        <w:t xml:space="preserve"> Analiza wyników </w:t>
-      </w:r>
-      <w:proofErr w:type="spellStart"/>
-      <w:r>
-        <w:t>traceroute</w:t>
-      </w:r>
-      <w:proofErr w:type="spellEnd"/>
-      <w:r>
-        <w:t xml:space="preserve"> umożliwia identyfikację wąskich gardeł w sieci oraz lokalizację punktów, w których mogą występować opóźnienia lub utrata pakietów.</w:t>
-      </w:r>
-    </w:p>
-    <w:p>
-      <w:pPr>
-        <w:rPr>
-          <w:b/>
-          <w:bCs/>
-        </w:rPr>
-      </w:pPr>
-      <w:r>
-        <w:rPr>
-          <w:b/>
-          <w:bCs/>
-        </w:rPr>
-        <w:t xml:space="preserve">c) </w:t>
-      </w:r>
-      <w:proofErr w:type="spellStart"/>
       <w:r>
         <w:rPr>
           <w:b/>
@@ -8761,248 +8717,13 @@
         </w:rPr>
         <w:t>Wireshark</w:t>
       </w:r>
-      <w:proofErr w:type="spellEnd"/>
-      <w:r>
-        <w:rPr>
-          <w:b/>
-          <w:bCs/>
-        </w:rPr>
-        <w:t>:</w:t>
+      <w:r>
+        <w:t xml:space="preserve"> oferuje szczegółowy wgląd w ruch sieciowy, co umożliwia analizę protokołów i parametrów pakietów.</w:t>
       </w:r>
     </w:p>
     <w:p>
-      <w:pPr>
-        <w:numPr>
-          <w:ilvl w:val="0"/>
-          <w:numId w:val="11"/>
-        </w:numPr>
-      </w:pPr>
-      <w:r>
-        <w:rPr>
-          <w:b/>
-          <w:bCs/>
-        </w:rPr>
-        <w:t>Funkcjonalność:</w:t>
-      </w:r>
-      <w:r>
-        <w:t xml:space="preserve"> </w:t>
-      </w:r>
-      <w:proofErr w:type="spellStart"/>
-      <w:r>
-        <w:t>Wireshark</w:t>
-      </w:r>
-      <w:proofErr w:type="spellEnd"/>
-      <w:r>
-        <w:t xml:space="preserve"> to narzędzie do analizy ruchu sieciowego, które umożliwia przechwytywanie oraz szczegółową analizę pakietów przesyłanych w sieci.</w:t>
-      </w:r>
-    </w:p>
-    <w:p>
-      <w:pPr>
-        <w:numPr>
-          <w:ilvl w:val="0"/>
-          <w:numId w:val="11"/>
-        </w:numPr>
-      </w:pPr>
-      <w:r>
-        <w:rPr>
-          <w:b/>
-          <w:bCs/>
-        </w:rPr>
-        <w:t>Co można znaleźć:</w:t>
-      </w:r>
-      <w:r>
-        <w:t xml:space="preserve"> Umożliwia analizę protokołów (m.in. ICMP, TCP, UDP), monitorowanie rozmiaru pakietów, wartości TTL, a także zawartości przesyłanych wiadomości.</w:t>
-      </w:r>
-    </w:p>
-    <w:p>
-      <w:pPr>
-        <w:numPr>
-          <w:ilvl w:val="0"/>
-          <w:numId w:val="11"/>
-        </w:numPr>
-      </w:pPr>
-      <w:r>
-        <w:rPr>
-          <w:b/>
-          <w:bCs/>
-        </w:rPr>
-        <w:t>Przykładowe zastosowanie:</w:t>
-      </w:r>
-      <w:r>
-        <w:t xml:space="preserve"> W badaniach, przy połączeniu z innym komputerem, można było przy pomocy filtru ICMP przechwytywać komunikaty ping, obserwować zmiany rozmiaru pakietu, modyfikacje TTL oraz treści wysyłanych wiadomości (</w:t>
-      </w:r>
-      <w:r>
-        <w:t xml:space="preserve">w programie ping w systemie Linux można ustawić wiadomość, która jest przechwytywana przez program </w:t>
-      </w:r>
-      <w:proofErr w:type="spellStart"/>
-      <w:r>
-        <w:t>Wireshark</w:t>
-      </w:r>
-      <w:proofErr w:type="spellEnd"/>
-      <w:r>
-        <w:t>).</w:t>
-      </w:r>
-    </w:p>
-    <w:p>
-      <w:r>
-        <w:pict w14:anchorId="6BB0F211">
-          <v:rect id="_x0000_i1028" style="width:0;height:1.5pt" o:hralign="center" o:hrstd="t" o:hr="t" fillcolor="#a0a0a0" stroked="f"/>
-        </w:pict>
-      </w:r>
-    </w:p>
-    <w:p>
-      <w:pPr>
-        <w:rPr>
-          <w:b/>
-          <w:bCs/>
-        </w:rPr>
-      </w:pPr>
-      <w:r>
-        <w:rPr>
-          <w:b/>
-          <w:bCs/>
-        </w:rPr>
-        <w:t>5. Podsumowanie i wnioski</w:t>
-      </w:r>
-    </w:p>
-    <w:p>
-      <w:pPr>
-        <w:numPr>
-          <w:ilvl w:val="0"/>
-          <w:numId w:val="12"/>
-        </w:numPr>
-      </w:pPr>
-      <w:r>
-        <w:rPr>
-          <w:b/>
-          <w:bCs/>
-        </w:rPr>
-        <w:t>Różnorodność tras sieciowych:</w:t>
-      </w:r>
-      <w:r>
-        <w:t xml:space="preserve"> Wyniki pomiarów ping ukazują, że liczba skoków oraz czasy odpowiedzi zależą od geograficznej lokalizacji docelowego serwera oraz użytej metody połączenia (Ethernet, </w:t>
-      </w:r>
-      <w:proofErr w:type="spellStart"/>
-      <w:r>
-        <w:t>WiFi</w:t>
-      </w:r>
-      <w:proofErr w:type="spellEnd"/>
-      <w:r>
-        <w:t>, VPN).</w:t>
-      </w:r>
-    </w:p>
-    <w:p>
-      <w:pPr>
-        <w:numPr>
-          <w:ilvl w:val="0"/>
-          <w:numId w:val="12"/>
-        </w:numPr>
-      </w:pPr>
-      <w:r>
-        <w:rPr>
-          <w:b/>
-          <w:bCs/>
-        </w:rPr>
-        <w:t>Wpływ rozmiaru pakietu:</w:t>
-      </w:r>
-      <w:r>
-        <w:t xml:space="preserve"> Zwiększenie rozmiaru pakietu powoduje, że przy osiągnięciu pewnego progu (</w:t>
-      </w:r>
-      <w:r>
-        <w:t>&gt;1472</w:t>
-      </w:r>
-      <w:r>
-        <w:t xml:space="preserve"> bajtów) pakiety nie są przesyłane z powodu konieczności fragmentacji, co podkreśla ograniczenia wynikające z ustawień MTU.</w:t>
-      </w:r>
-    </w:p>
-    <w:p>
-      <w:pPr>
-        <w:numPr>
-          <w:ilvl w:val="0"/>
-          <w:numId w:val="12"/>
-        </w:numPr>
-      </w:pPr>
-      <w:r>
-        <w:rPr>
-          <w:b/>
-          <w:bCs/>
-        </w:rPr>
-        <w:lastRenderedPageBreak/>
-        <w:t>Narzędzia diagnostyczne:</w:t>
-      </w:r>
-      <w:r>
-        <w:t xml:space="preserve"> </w:t>
-      </w:r>
-    </w:p>
-    <w:p>
-      <w:pPr>
-        <w:numPr>
-          <w:ilvl w:val="1"/>
-          <w:numId w:val="12"/>
-        </w:numPr>
-      </w:pPr>
-      <w:r>
-        <w:rPr>
-          <w:b/>
-          <w:bCs/>
-        </w:rPr>
-        <w:t>Ping</w:t>
-      </w:r>
-      <w:r>
-        <w:t xml:space="preserve"> umożliwia określenie liczby węzłów na trasie oraz analizę wpływu rozmiaru pakietu na czasy propagacji.</w:t>
-      </w:r>
-    </w:p>
-    <w:p>
-      <w:pPr>
-        <w:numPr>
-          <w:ilvl w:val="1"/>
-          <w:numId w:val="12"/>
-        </w:numPr>
-      </w:pPr>
-      <w:proofErr w:type="spellStart"/>
-      <w:r>
-        <w:rPr>
-          <w:b/>
-          <w:bCs/>
-        </w:rPr>
-        <w:t>Traceroute</w:t>
-      </w:r>
-      <w:proofErr w:type="spellEnd"/>
-      <w:r>
-        <w:t xml:space="preserve"> pozwala zobaczyć pełną trasę pakietu, co jest pomocne przy diagnozowaniu problemów w sieci.</w:t>
-      </w:r>
-    </w:p>
-    <w:p>
-      <w:pPr>
-        <w:numPr>
-          <w:ilvl w:val="1"/>
-          <w:numId w:val="12"/>
-        </w:numPr>
-      </w:pPr>
-      <w:proofErr w:type="spellStart"/>
-      <w:r>
-        <w:rPr>
-          <w:b/>
-          <w:bCs/>
-        </w:rPr>
-        <w:t>Wireshark</w:t>
-      </w:r>
-      <w:proofErr w:type="spellEnd"/>
-      <w:r>
-        <w:t xml:space="preserve"> oferuje szczegółowy wgląd w ruch sieciowy, co umożliwia analizę protokołów i parametrów pakietów.</w:t>
-      </w:r>
-    </w:p>
-    <w:p>
-      <w:r>
-        <w:t xml:space="preserve">Badania pozwoliły także oszacować "średnicę" </w:t>
-      </w:r>
-      <w:proofErr w:type="spellStart"/>
-      <w:r>
-        <w:t>internetu</w:t>
-      </w:r>
-      <w:proofErr w:type="spellEnd"/>
-      <w:r>
-        <w:t xml:space="preserve"> – najdłuższe trasy (do około 30 skoków) wskazują na złożoną strukturę globalnej sieci. Dodatkowo, eksperymenty z sieciami wirtualnymi (VPN) wykazały, że trasy te mogą ulegać modyfikacjom, zarówno pod względem liczby skoków, jak i opóźnień.</w:t>
+      <w:r>
+        <w:t>Badania pozwoliły także oszacować "średnicę" internetu – najdłuższe trasy (do około 30 skoków) wskazują na złożoną strukturę globalnej sieci. Dodatkowo, eksperymenty z sieciami wirtualnymi (VPN) wykazały, że trasy te mogą ulegać modyfikacjom, zarówno pod względem liczby skoków, jak i opóźnień.</w:t>
       </w:r>
     </w:p>
     <w:p/>
